--- a/pr-preview/pr-666/vignettes/methodology.docx
+++ b/pr-preview/pr-666/vignettes/methodology.docx
@@ -23,7 +23,7 @@
         <w:pStyle w:val="Date"/>
       </w:pPr>
       <w:r>
-        <w:t xml:space="preserve">2026-08-26</w:t>
+        <w:t xml:space="preserve">2026-09-09</w:t>
       </w:r>
     </w:p>
     <w:bookmarkStart w:id="28" w:name="infectious-disease-epidemiology"/>
@@ -5401,7 +5401,7 @@
       </w:tr>
     </w:tbl>
     <w:bookmarkEnd w:id="64"/>
-    <w:bookmarkStart w:id="68" w:name="standard-errors"/>
+    <w:bookmarkStart w:id="68" w:name="sec-standard-errors"/>
     <w:p>
       <w:pPr>
         <w:pStyle w:val="Heading2"/>
@@ -10347,7 +10347,7 @@
       </w:r>
     </w:p>
     <w:bookmarkEnd w:id="85"/>
-    <w:bookmarkStart w:id="91" w:name="X5bf3afb032987a059a98cb4220d3ca0c37d3f71"/>
+    <w:bookmarkStart w:id="91" w:name="sec-cluster-robust"/>
     <w:p>
       <w:pPr>
         <w:pStyle w:val="Heading2"/>
@@ -23837,7 +23837,7 @@
       </w:r>
     </w:p>
     <w:bookmarkEnd w:id="114"/>
-    <w:bookmarkStart w:id="120" w:name="multiple-biomarkers"/>
+    <w:bookmarkStart w:id="120" w:name="sec-multiple-biomarkers"/>
     <w:p>
       <w:pPr>
         <w:pStyle w:val="Heading2"/>
@@ -23857,7 +23857,7 @@
         <w:t xml:space="preserve"> </w:t>
       </w:r>
       <w:r>
-        <w:t xml:space="preserve">The current model treats biomarkers as</w:t>
+        <w:t xml:space="preserve">The model treats biomarkers as</w:t>
       </w:r>
       <w:r>
         <w:t xml:space="preserve"> </w:t>
@@ -23867,21 +23867,7 @@
           <w:b/>
           <w:bCs/>
         </w:rPr>
-        <w:t xml:space="preserve">conditionally independent given the</w:t>
-      </w:r>
-      <w:r>
-        <w:rPr>
-          <w:b/>
-          <w:bCs/>
-        </w:rPr>
-        <w:t xml:space="preserve"> </w:t>
-      </w:r>
-      <w:r>
-        <w:rPr>
-          <w:b/>
-          <w:bCs/>
-        </w:rPr>
-        <w:t xml:space="preserve">time since infection</w:t>
+        <w:t xml:space="preserve">conditionally independent given the time since infection</w:t>
       </w:r>
       <w:r>
         <w:t xml:space="preserve">, so their response densities multiply</w:t>
@@ -23900,13 +23886,7 @@
         <w:t xml:space="preserve"> </w:t>
       </w:r>
       <w:r>
-        <w:t xml:space="preserve">each</w:t>
-      </w:r>
-      <w:r>
-        <w:t xml:space="preserve"> </w:t>
-      </w:r>
-      <w:r>
-        <w:t xml:space="preserve">person’s integral over</w:t>
+        <w:t xml:space="preserve">each person’s integral over</w:t>
       </w:r>
       <w:r>
         <w:t xml:space="preserve"> </w:t>
@@ -24249,13 +24229,7 @@
         <w:t xml:space="preserve"> </w:t>
       </w:r>
       <w:r>
-        <w:t xml:space="preserve">the product of the two single-biomarker</w:t>
-      </w:r>
-      <w:r>
-        <w:t xml:space="preserve"> </w:t>
-      </w:r>
-      <w:r>
-        <w:t xml:space="preserve">likelihoods: the shared latent infection time</w:t>
+        <w:t xml:space="preserve">the product of the two single-biomarker likelihoods: the shared latent infection time</w:t>
       </w:r>
       <w:r>
         <w:t xml:space="preserve"> </w:t>
@@ -24280,58 +24254,88 @@
         <w:rPr>
           <w:rStyle w:val="VerbatimChar"/>
         </w:rPr>
+        <w:t xml:space="preserve">serocalculator</w:t>
+      </w:r>
+      <w:r>
+        <w:t xml:space="preserve"> </w:t>
+      </w:r>
+      <w:r>
+        <w:t xml:space="preserve">offers two ways of combining biomarkers, selected by the</w:t>
+      </w:r>
+      <w:r>
+        <w:t xml:space="preserve"> </w:t>
+      </w:r>
+      <w:r>
+        <w:rPr>
+          <w:rStyle w:val="VerbatimChar"/>
+        </w:rPr>
+        <w:t xml:space="preserve">method</w:t>
+      </w:r>
+      <w:r>
+        <w:t xml:space="preserve"> </w:t>
+      </w:r>
+      <w:r>
+        <w:t xml:space="preserve">argument of</w:t>
+      </w:r>
+      <w:r>
+        <w:t xml:space="preserve"> </w:t>
+      </w:r>
+      <w:r>
+        <w:rPr>
+          <w:rStyle w:val="VerbatimChar"/>
+        </w:rPr>
         <w:t xml:space="preserve">log_likelihood()</w:t>
       </w:r>
       <w:r>
-        <w:t xml:space="preserve"> </w:t>
-      </w:r>
-      <w:r>
-        <w:t xml:space="preserve">evaluates the log-likelihood at a given</w:t>
-      </w:r>
-      <w:r>
-        <w:t xml:space="preserve"> </w:t>
-      </w:r>
-      <m:oMath>
-        <m:r>
-          <m:t>λ</m:t>
-        </m:r>
-      </m:oMath>
-      <w:r>
-        <w:t xml:space="preserve">, which</w:t>
-      </w:r>
-      <w:r>
-        <w:t xml:space="preserve"> </w:t>
-      </w:r>
-      <w:r>
-        <w:t xml:space="preserve">lets us check that claim numerically:</w:t>
-      </w:r>
-    </w:p>
-    <w:p>
-      <w:pPr>
-        <w:pStyle w:val="SourceCode"/>
-      </w:pPr>
+        <w:t xml:space="preserve">,</w:t>
+      </w:r>
+      <w:r>
+        <w:t xml:space="preserve"> </w:t>
+      </w:r>
       <w:r>
         <w:rPr>
           <w:rStyle w:val="VerbatimChar"/>
         </w:rPr>
-        <w:t xml:space="preserve">      IgA       IgG       sum     joint </w:t>
-      </w:r>
-      <w:r>
-        <w:br/>
+        <w:t xml:space="preserve">est_seroincidence()</w:t>
+      </w:r>
+      <w:r>
+        <w:t xml:space="preserve"> </w:t>
+      </w:r>
+      <w:r>
+        <w:t xml:space="preserve">and</w:t>
+      </w:r>
+      <w:r>
+        <w:t xml:space="preserve"> </w:t>
       </w:r>
       <w:r>
         <w:rPr>
           <w:rStyle w:val="VerbatimChar"/>
         </w:rPr>
-        <w:t xml:space="preserve">-3801.688 -4918.504 -8720.192 -8720.192 </w:t>
-      </w:r>
-    </w:p>
-    <w:p>
-      <w:pPr>
-        <w:pStyle w:val="FirstParagraph"/>
-      </w:pPr>
-      <w:r>
-        <w:t xml:space="preserve">The two-biomarker value is</w:t>
+        <w:t xml:space="preserve">est_seroincidence_by()</w:t>
+      </w:r>
+      <w:r>
+        <w:t xml:space="preserve">:</w:t>
+      </w:r>
+    </w:p>
+    <w:p>
+      <w:pPr>
+        <w:pStyle w:val="Compact"/>
+        <w:numPr>
+          <w:ilvl w:val="0"/>
+          <w:numId w:val="1031"/>
+        </w:numPr>
+      </w:pPr>
+      <w:r>
+        <w:rPr>
+          <w:rStyle w:val="VerbatimChar"/>
+        </w:rPr>
+        <w:t xml:space="preserve">method = "composite"</w:t>
+      </w:r>
+      <w:r>
+        <w:t xml:space="preserve"> </w:t>
+      </w:r>
+      <w:r>
+        <w:t xml:space="preserve">(the default) evaluates the likelihood of each biomarker separately and</w:t>
       </w:r>
       <w:r>
         <w:t xml:space="preserve"> </w:t>
@@ -24341,74 +24345,16 @@
           <w:b/>
           <w:bCs/>
         </w:rPr>
-        <w:t xml:space="preserve">exactly</w:t>
-      </w:r>
-      <w:r>
-        <w:t xml:space="preserve"> </w:t>
-      </w:r>
-      <w:r>
-        <w:t xml:space="preserve">the sum of the separate ones. That is</w:t>
-      </w:r>
-      <w:r>
-        <w:t xml:space="preserve"> </w:t>
-      </w:r>
-      <w:r>
-        <w:t xml:space="preserve">worth pausing on, because the formula above says it should not be: one</w:t>
-      </w:r>
-      <w:r>
-        <w:t xml:space="preserve"> </w:t>
-      </w:r>
-      <w:r>
-        <w:t xml:space="preserve">integral over a shared</w:t>
-      </w:r>
-      <w:r>
-        <w:t xml:space="preserve"> </w:t>
-      </w:r>
-      <m:oMath>
-        <m:r>
-          <m:t>t</m:t>
-        </m:r>
-      </m:oMath>
-      <w:r>
-        <w:t xml:space="preserve"> </w:t>
-      </w:r>
-      <w:r>
-        <w:t xml:space="preserve">does not factor into two separate integrals.</w:t>
-      </w:r>
-    </w:p>
-    <w:p>
-      <w:pPr>
-        <w:pStyle w:val="BodyText"/>
-      </w:pPr>
-      <w:r>
-        <w:t xml:space="preserve">What it tells us is that</w:t>
-      </w:r>
-      <w:r>
-        <w:t xml:space="preserve"> </w:t>
-      </w:r>
-      <w:r>
-        <w:rPr>
-          <w:rStyle w:val="VerbatimChar"/>
-        </w:rPr>
-        <w:t xml:space="preserve">log_likelihood()</w:t>
-      </w:r>
-      <w:r>
-        <w:t xml:space="preserve"> </w:t>
-      </w:r>
-      <w:r>
-        <w:t xml:space="preserve">currently combines biomarkers by</w:t>
-      </w:r>
-      <w:r>
-        <w:t xml:space="preserve"> </w:t>
-      </w:r>
-      <w:r>
-        <w:t xml:space="preserve">summing their individual log-likelihoods, which is the stronger assumption</w:t>
-      </w:r>
-      <w:r>
-        <w:t xml:space="preserve"> </w:t>
-      </w:r>
-      <w:r>
-        <w:t xml:space="preserve">that the biomarkers are independent</w:t>
+        <w:t xml:space="preserve">sums the log-likelihoods</w:t>
+      </w:r>
+      <w:r>
+        <w:t xml:space="preserve">.</w:t>
+      </w:r>
+      <w:r>
+        <w:t xml:space="preserve"> </w:t>
+      </w:r>
+      <w:r>
+        <w:t xml:space="preserve">That is the product of the marginals, which treats the biomarkers as independent</w:t>
       </w:r>
       <w:r>
         <w:t xml:space="preserve"> </w:t>
@@ -24421,84 +24367,203 @@
         <w:t xml:space="preserve">unconditionally</w:t>
       </w:r>
       <w:r>
-        <w:t xml:space="preserve">, each with its own</w:t>
-      </w:r>
-      <w:r>
-        <w:t xml:space="preserve"> </w:t>
-      </w:r>
-      <w:r>
-        <w:t xml:space="preserve">latent infection time.</w:t>
-      </w:r>
-      <w:r>
-        <w:t xml:space="preserve"> </w:t>
-      </w:r>
+        <w:t xml:space="preserve">, each with its own latent infection time.</w:t>
+      </w:r>
+      <w:r>
+        <w:t xml:space="preserve"> </w:t>
+      </w:r>
+      <w:r>
+        <w:t xml:space="preserve">In the composite-likelihood literature this is an</w:t>
+      </w:r>
+      <w:r>
+        <w:t xml:space="preserve"> </w:t>
+      </w:r>
+      <w:r>
+        <w:rPr>
+          <w:i/>
+          <w:iCs/>
+        </w:rPr>
+        <w:t xml:space="preserve">independence likelihood</w:t>
+      </w:r>
+      <w:r>
+        <w:t xml:space="preserve"> </w:t>
+      </w:r>
+      <w:r>
+        <w:t xml:space="preserve">(Varin et al. 2011)</w:t>
+      </w:r>
+      <w:r>
+        <w:t xml:space="preserve">: its point estimate is consistent, but its naive standard error assumes the biomarker readings are independent.</w:t>
+      </w:r>
+    </w:p>
+    <w:p>
+      <w:pPr>
+        <w:pStyle w:val="Compact"/>
+        <w:numPr>
+          <w:ilvl w:val="0"/>
+          <w:numId w:val="1031"/>
+        </w:numPr>
+      </w:pPr>
       <w:r>
         <w:rPr>
           <w:rStyle w:val="VerbatimChar"/>
         </w:rPr>
-        <w:t xml:space="preserve">est_seroincidence()</w:t>
-      </w:r>
-      <w:r>
-        <w:t xml:space="preserve"> </w:t>
-      </w:r>
-      <w:r>
-        <w:t xml:space="preserve">optimizes through the same code</w:t>
-      </w:r>
-      <w:r>
-        <w:t xml:space="preserve"> </w:t>
-      </w:r>
-      <w:r>
-        <w:t xml:space="preserve">path, so this is the estimation model rather than a quirk of this one</w:t>
-      </w:r>
-      <w:r>
-        <w:t xml:space="preserve"> </w:t>
-      </w:r>
-      <w:r>
-        <w:t xml:space="preserve">function.</w:t>
-      </w:r>
-    </w:p>
-    <w:p>
-      <w:pPr>
-        <w:pStyle w:val="BodyText"/>
-      </w:pPr>
-      <w:r>
-        <w:t xml:space="preserve">Whether the formula or the implementation should change is</w:t>
-      </w:r>
-      <w:r>
-        <w:t xml:space="preserve"> </w:t>
-      </w:r>
-      <w:hyperlink r:id="rId115">
-        <w:r>
-          <w:rPr>
-            <w:rStyle w:val="Hyperlink"/>
-          </w:rPr>
-          <w:t xml:space="preserve">an open question</w:t>
-        </w:r>
-      </w:hyperlink>
-      <w:r>
-        <w:t xml:space="preserve">.</w:t>
-      </w:r>
-      <w:r>
-        <w:t xml:space="preserve"> </w:t>
-      </w:r>
-      <w:r>
-        <w:t xml:space="preserve">Until it is settled, read a multi-biomarker standard error as assuming</w:t>
-      </w:r>
-      <w:r>
-        <w:t xml:space="preserve"> </w:t>
-      </w:r>
-      <w:r>
-        <w:t xml:space="preserve">independence across biomarkers.</w:t>
-      </w:r>
-    </w:p>
-    <w:p>
-      <w:pPr>
-        <w:pStyle w:val="BodyText"/>
-      </w:pPr>
+        <w:t xml:space="preserve">method = "joint"</w:t>
+      </w:r>
+      <w:r>
+        <w:t xml:space="preserve"> </w:t>
+      </w:r>
+      <w:r>
+        <w:t xml:space="preserve">evaluates the formula above: one integral per person over a</w:t>
+      </w:r>
+      <w:r>
+        <w:t xml:space="preserve"> </w:t>
+      </w:r>
+      <w:r>
+        <w:rPr>
+          <w:b/>
+          <w:bCs/>
+        </w:rPr>
+        <w:t xml:space="preserve">shared</w:t>
+      </w:r>
+      <w:r>
+        <w:t xml:space="preserve"> </w:t>
+      </w:r>
+      <m:oMath>
+        <m:r>
+          <m:t>t</m:t>
+        </m:r>
+      </m:oMath>
+      <w:r>
+        <w:t xml:space="preserve">, with the per-biomarker densities multiplied inside it.</w:t>
+      </w:r>
+      <w:r>
+        <w:t xml:space="preserve"> </w:t>
+      </w:r>
+      <w:r>
+        <w:t xml:space="preserve">This needs the data to identify people (</w:t>
+      </w:r>
       <w:r>
         <w:rPr>
           <w:rStyle w:val="VerbatimChar"/>
         </w:rPr>
+        <w:t xml:space="preserve">ids_varname()</w:t>
+      </w:r>
+      <w:r>
+        <w:t xml:space="preserve">), so that each person’s readings can be paired, and it pairs the posterior draws of the curve parameters across biomarkers too, so that a person’s biomarkers are evaluated under one coherent draw.</w:t>
+      </w:r>
+    </w:p>
+    <w:p>
+      <w:pPr>
+        <w:pStyle w:val="FirstParagraph"/>
+      </w:pPr>
+      <w:r>
+        <w:rPr>
+          <w:rStyle w:val="VerbatimChar"/>
+        </w:rPr>
+        <w:t xml:space="preserve">log_likelihood()</w:t>
+      </w:r>
+      <w:r>
+        <w:t xml:space="preserve"> </w:t>
+      </w:r>
+      <w:r>
+        <w:t xml:space="preserve">evaluates the log-likelihood at a given</w:t>
+      </w:r>
+      <w:r>
+        <w:t xml:space="preserve"> </w:t>
+      </w:r>
+      <m:oMath>
+        <m:r>
+          <m:t>λ</m:t>
+        </m:r>
+      </m:oMath>
+      <w:r>
+        <w:t xml:space="preserve">, which lets us see the difference numerically.</w:t>
+      </w:r>
+      <w:r>
+        <w:t xml:space="preserve"> </w:t>
+      </w:r>
+      <w:r>
+        <w:t xml:space="preserve">First, the default:</w:t>
+      </w:r>
+    </w:p>
+    <w:p>
+      <w:pPr>
+        <w:pStyle w:val="SourceCode"/>
+      </w:pPr>
+      <w:r>
+        <w:rPr>
+          <w:rStyle w:val="VerbatimChar"/>
+        </w:rPr>
+        <w:t xml:space="preserve">      IgA       IgG       sum composite </w:t>
+      </w:r>
+      <w:r>
+        <w:br/>
+      </w:r>
+      <w:r>
+        <w:rPr>
+          <w:rStyle w:val="VerbatimChar"/>
+        </w:rPr>
+        <w:t xml:space="preserve">-1186.318 -1201.146 -2387.464 -2387.464 </w:t>
+      </w:r>
+    </w:p>
+    <w:p>
+      <w:pPr>
+        <w:pStyle w:val="FirstParagraph"/>
+      </w:pPr>
+      <w:r>
+        <w:t xml:space="preserve">The two-biomarker value is</w:t>
+      </w:r>
+      <w:r>
+        <w:t xml:space="preserve"> </w:t>
+      </w:r>
+      <w:r>
+        <w:rPr>
+          <w:b/>
+          <w:bCs/>
+        </w:rPr>
+        <w:t xml:space="preserve">exactly</w:t>
+      </w:r>
+      <w:r>
+        <w:t xml:space="preserve"> </w:t>
+      </w:r>
+      <w:r>
+        <w:t xml:space="preserve">the sum of the separate ones, as summing log-likelihoods must give.</w:t>
+      </w:r>
+      <w:r>
+        <w:t xml:space="preserve"> </w:t>
+      </w:r>
+      <w:r>
+        <w:t xml:space="preserve">Under the shared-latent-time model it is not:</w:t>
+      </w:r>
+    </w:p>
+    <w:p>
+      <w:pPr>
+        <w:pStyle w:val="SourceCode"/>
+      </w:pPr>
+      <w:r>
+        <w:rPr>
+          <w:rStyle w:val="VerbatimChar"/>
+        </w:rPr>
+        <w:t xml:space="preserve">      sum     joint </w:t>
+      </w:r>
+      <w:r>
+        <w:br/>
+      </w:r>
+      <w:r>
+        <w:rPr>
+          <w:rStyle w:val="VerbatimChar"/>
+        </w:rPr>
+        <w:t xml:space="preserve">-2387.464 -2249.881 </w:t>
+      </w:r>
+    </w:p>
+    <w:p>
+      <w:pPr>
+        <w:pStyle w:val="FirstParagraph"/>
+      </w:pPr>
+      <w:r>
+        <w:rPr>
+          <w:rStyle w:val="VerbatimChar"/>
+        </w:rPr>
         <w:t xml:space="preserve">R/log_likelihood.R</w:t>
       </w:r>
       <w:r>
@@ -24532,25 +24597,63 @@
         <w:t xml:space="preserve"> </w:t>
       </w:r>
       <w:r>
-        <w:t xml:space="preserve">once per</w:t>
-      </w:r>
-      <w:r>
-        <w:t xml:space="preserve"> </w:t>
-      </w:r>
-      <w:r>
-        <w:t xml:space="preserve">biomarker, and adds the results, with a source comment naming the</w:t>
-      </w:r>
-      <w:r>
-        <w:t xml:space="preserve"> </w:t>
-      </w:r>
-      <w:r>
-        <w:t xml:space="preserve">independence assumption. Summing log-likelihoods is the log of the product of</w:t>
-      </w:r>
-      <w:r>
-        <w:t xml:space="preserve"> </w:t>
-      </w:r>
-      <w:r>
-        <w:t xml:space="preserve">the marginals.</w:t>
+        <w:t xml:space="preserve">once per biomarker, and adds the results;</w:t>
+      </w:r>
+      <w:r>
+        <w:t xml:space="preserve"> </w:t>
+      </w:r>
+      <w:r>
+        <w:rPr>
+          <w:rStyle w:val="VerbatimChar"/>
+        </w:rPr>
+        <w:t xml:space="preserve">method = "joint"</w:t>
+      </w:r>
+      <w:r>
+        <w:t xml:space="preserve"> </w:t>
+      </w:r>
+      <w:r>
+        <w:t xml:space="preserve">instead hands all of a person’s readings to</w:t>
+      </w:r>
+      <w:r>
+        <w:t xml:space="preserve"> </w:t>
+      </w:r>
+      <w:r>
+        <w:rPr>
+          <w:rStyle w:val="VerbatimChar"/>
+        </w:rPr>
+        <w:t xml:space="preserve">f_dev_joint()</w:t>
+      </w:r>
+      <w:r>
+        <w:t xml:space="preserve">, which integrates once over</w:t>
+      </w:r>
+      <w:r>
+        <w:t xml:space="preserve"> </w:t>
+      </w:r>
+      <m:oMath>
+        <m:r>
+          <m:t>t</m:t>
+        </m:r>
+      </m:oMath>
+      <w:r>
+        <w:t xml:space="preserve"> </w:t>
+      </w:r>
+      <w:r>
+        <w:t xml:space="preserve">in C (</w:t>
+      </w:r>
+      <w:r>
+        <w:rPr>
+          <w:rStyle w:val="VerbatimChar"/>
+        </w:rPr>
+        <w:t xml:space="preserve">src/serocalc_joint.c</w:t>
+      </w:r>
+      <w:r>
+        <w:t xml:space="preserve">).</w:t>
+      </w:r>
+      <w:r>
+        <w:t xml:space="preserve"> </w:t>
+      </w:r>
+      <w:r>
+        <w:t xml:space="preserve">With a single biomarker the two agree, up to numerical integration.</w:t>
       </w:r>
     </w:p>
     <w:p>
@@ -24572,13 +24675,7 @@
         <w:t xml:space="preserve"> </w:t>
       </w:r>
       <w:r>
-        <w:t xml:space="preserve">describes work in progress to relax conditional</w:t>
-      </w:r>
-      <w:r>
-        <w:t xml:space="preserve"> </w:t>
-      </w:r>
-      <w:r>
-        <w:t xml:space="preserve">independence</w:t>
+        <w:t xml:space="preserve">describes work in progress to relax conditional independence</w:t>
       </w:r>
       <w:r>
         <w:t xml:space="preserve"> </w:t>
@@ -24599,13 +24696,37 @@
         </m:r>
       </m:oMath>
       <w:r>
-        <w:t xml:space="preserve">; the question above is whether the current code</w:t>
-      </w:r>
-      <w:r>
-        <w:t xml:space="preserve"> </w:t>
-      </w:r>
-      <w:r>
-        <w:t xml:space="preserve">implements even that much.)</w:t>
+        <w:t xml:space="preserve">;</w:t>
+      </w:r>
+      <w:r>
+        <w:t xml:space="preserve"> </w:t>
+      </w:r>
+      <w:r>
+        <w:rPr>
+          <w:rStyle w:val="VerbatimChar"/>
+        </w:rPr>
+        <w:t xml:space="preserve">method = "joint"</w:t>
+      </w:r>
+      <w:r>
+        <w:t xml:space="preserve"> </w:t>
+      </w:r>
+      <w:r>
+        <w:t xml:space="preserve">is the model that work generalizes, and</w:t>
+      </w:r>
+      <w:r>
+        <w:t xml:space="preserve"> </w:t>
+      </w:r>
+      <w:r>
+        <w:rPr>
+          <w:rStyle w:val="VerbatimChar"/>
+        </w:rPr>
+        <w:t xml:space="preserve">method = "composite"</w:t>
+      </w:r>
+      <w:r>
+        <w:t xml:space="preserve"> </w:t>
+      </w:r>
+      <w:r>
+        <w:t xml:space="preserve">is a different, stronger, independence assumption.)</w:t>
       </w:r>
     </w:p>
     <w:p>
@@ -24613,19 +24734,323 @@
         <w:pStyle w:val="BodyText"/>
       </w:pPr>
       <w:r>
-        <w:t xml:space="preserve">Using both biomarkers concentrates the log-likelihood around its maximum,</w:t>
-      </w:r>
-      <w:r>
-        <w:t xml:space="preserve"> </w:t>
-      </w:r>
-      <w:r>
-        <w:t xml:space="preserve">and so shrinks the standard error, relative to either biomarker alone</w:t>
-      </w:r>
-      <w:r>
-        <w:t xml:space="preserve"> </w:t>
-      </w:r>
-      <w:r>
-        <w:t xml:space="preserve">(</w:t>
+        <w:t xml:space="preserve">The two likelihoods call for different standard errors.</w:t>
+      </w:r>
+      <w:r>
+        <w:t xml:space="preserve"> </w:t>
+      </w:r>
+      <w:r>
+        <w:t xml:space="preserve">The joint likelihood is a genuine likelihood, so the Hessian-based standard error of</w:t>
+      </w:r>
+      <w:r>
+        <w:t xml:space="preserve"> </w:t>
+      </w:r>
+      <w:hyperlink w:anchor="sec-standard-errors">
+        <w:r>
+          <w:rPr>
+            <w:rStyle w:val="Hyperlink"/>
+          </w:rPr>
+          <w:t xml:space="preserve">Section 4.9</w:t>
+        </w:r>
+      </w:hyperlink>
+      <w:r>
+        <w:t xml:space="preserve"> </w:t>
+      </w:r>
+      <w:r>
+        <w:t xml:space="preserve">applies to it directly.</w:t>
+      </w:r>
+      <w:r>
+        <w:t xml:space="preserve"> </w:t>
+      </w:r>
+      <w:r>
+        <w:t xml:space="preserve">The composite likelihood’s Hessian understates the variance whenever one person’s biomarker readings are correlated (they respond to the same infection), and the fix is the cluster-robust estimator of</w:t>
+      </w:r>
+      <w:r>
+        <w:t xml:space="preserve"> </w:t>
+      </w:r>
+      <w:hyperlink w:anchor="sec-cluster-robust">
+        <w:r>
+          <w:rPr>
+            <w:rStyle w:val="Hyperlink"/>
+          </w:rPr>
+          <w:t xml:space="preserve">Section 4.16</w:t>
+        </w:r>
+      </w:hyperlink>
+      <w:r>
+        <w:t xml:space="preserve"> </w:t>
+      </w:r>
+      <w:r>
+        <w:t xml:space="preserve">with the</w:t>
+      </w:r>
+      <w:r>
+        <w:t xml:space="preserve"> </w:t>
+      </w:r>
+      <w:r>
+        <w:rPr>
+          <w:i/>
+          <w:iCs/>
+        </w:rPr>
+        <w:t xml:space="preserve">person</w:t>
+      </w:r>
+      <w:r>
+        <w:t xml:space="preserve"> </w:t>
+      </w:r>
+      <w:r>
+        <w:t xml:space="preserve">as the cluster,</w:t>
+      </w:r>
+      <w:r>
+        <w:t xml:space="preserve"> </w:t>
+      </w:r>
+      <w:r>
+        <w:rPr>
+          <w:rStyle w:val="VerbatimChar"/>
+        </w:rPr>
+        <w:t xml:space="preserve">cluster_var = ids_varname(pop_data)</w:t>
+      </w:r>
+      <w:r>
+        <w:t xml:space="preserve">.</w:t>
+      </w:r>
+      <w:r>
+        <w:t xml:space="preserve"> </w:t>
+      </w:r>
+      <w:r>
+        <w:t xml:space="preserve">On the Pakistan data, the two agree closely once the composite standard error is corrected:</w:t>
+      </w:r>
+    </w:p>
+    <w:tbl>
+      <w:tblPr>
+        <w:tblStyle w:val="Table"/>
+        <w:tblW w:type="pct" w:w="5000"/>
+        <w:tblLayout w:type="fixed"/>
+        <w:tblLook w:firstRow="0" w:lastRow="0" w:firstColumn="0" w:lastColumn="0" w:noHBand="0" w:noVBand="0" w:val="0000"/>
+      </w:tblPr>
+      <w:tblGrid>
+        <w:gridCol w:w="7920"/>
+      </w:tblGrid>
+      <w:tr>
+        <w:tc>
+          <w:tcPr/>
+          <w:bookmarkStart w:id="115" w:name="tbl-joint-vs-composite-sees"/>
+          <w:p>
+            <w:pPr>
+              <w:jc w:val="center"/>
+            </w:pPr>
+            <w:pPr>
+              <w:jc w:val="left"/>
+              <w:spacing w:before="200"/>
+              <w:pStyle w:val="ImageCaption"/>
+            </w:pPr>
+            <w:r>
+              <w:t xml:space="preserve">Table 1: Incidence estimates for the Pakistan SEES data, combining HlyE IgA and IgG under the composite likelihood (with the naive and the person-clustered standard error) and under the joint likelihood.</w:t>
+            </w:r>
+          </w:p>
+          <w:p>
+            <w:pPr>
+              <w:pStyle w:val="SourceCode"/>
+              <w:jc w:val="center"/>
+            </w:pPr>
+            <w:r>
+              <w:rPr>
+                <w:rStyle w:val="VerbatimChar"/>
+              </w:rPr>
+              <w:t xml:space="preserve">Warning: 2 of 494 subjects have zero likelihood under every posterior draw and</w:t>
+            </w:r>
+            <w:r>
+              <w:br/>
+            </w:r>
+            <w:r>
+              <w:rPr>
+                <w:rStyle w:val="VerbatimChar"/>
+              </w:rPr>
+              <w:t xml:space="preserve">contribute nothing to the joint likelihood.</w:t>
+            </w:r>
+            <w:r>
+              <w:br/>
+            </w:r>
+            <w:r>
+              <w:rPr>
+                <w:rStyle w:val="VerbatimChar"/>
+              </w:rPr>
+              <w:t xml:space="preserve">ℹ For these subjects, no shared time since infection is compatible with all of</w:t>
+            </w:r>
+            <w:r>
+              <w:br/>
+            </w:r>
+            <w:r>
+              <w:rPr>
+                <w:rStyle w:val="VerbatimChar"/>
+              </w:rPr>
+              <w:t xml:space="preserve">  their biomarker readings under the noise model (nu, eps), so the estimate is</w:t>
+            </w:r>
+            <w:r>
+              <w:br/>
+            </w:r>
+            <w:r>
+              <w:rPr>
+                <w:rStyle w:val="VerbatimChar"/>
+              </w:rPr>
+              <w:t xml:space="preserve">  based on the remaining subjects only. If the dropped subjects tend to have</w:t>
+            </w:r>
+            <w:r>
+              <w:br/>
+            </w:r>
+            <w:r>
+              <w:rPr>
+                <w:rStyle w:val="VerbatimChar"/>
+              </w:rPr>
+              <w:t xml:space="preserve">  high readings (recent infections), the incidence estimate will be biased</w:t>
+            </w:r>
+            <w:r>
+              <w:br/>
+            </w:r>
+            <w:r>
+              <w:rPr>
+                <w:rStyle w:val="VerbatimChar"/>
+              </w:rPr>
+              <w:t xml:space="preserve">  downward.</w:t>
+            </w:r>
+            <w:r>
+              <w:br/>
+            </w:r>
+            <w:r>
+              <w:rPr>
+                <w:rStyle w:val="VerbatimChar"/>
+              </w:rPr>
+              <w:t xml:space="preserve">ℹ Consider whether the noise parameters are realistic for these biomarkers, or</w:t>
+            </w:r>
+            <w:r>
+              <w:br/>
+            </w:r>
+            <w:r>
+              <w:rPr>
+                <w:rStyle w:val="VerbatimChar"/>
+              </w:rPr>
+              <w:t xml:space="preserve">  use `method = "composite"`, which evaluates each biomarker on its own.</w:t>
+            </w:r>
+          </w:p>
+          <w:p>
+            <w:pPr>
+              <w:pStyle w:val="SourceCode"/>
+              <w:jc w:val="center"/>
+            </w:pPr>
+            <w:r>
+              <w:rPr>
+                <w:rStyle w:val="VerbatimChar"/>
+              </w:rPr>
+              <w:t xml:space="preserve"># A tibble: 3 × 6</w:t>
+            </w:r>
+            <w:r>
+              <w:br/>
+            </w:r>
+            <w:r>
+              <w:rPr>
+                <w:rStyle w:val="VerbatimChar"/>
+              </w:rPr>
+              <w:t xml:space="preserve">  estimator                      incidence.rate      SE CI.lwr CI.upr log.lik</w:t>
+            </w:r>
+            <w:r>
+              <w:br/>
+            </w:r>
+            <w:r>
+              <w:rPr>
+                <w:rStyle w:val="VerbatimChar"/>
+              </w:rPr>
+              <w:t xml:space="preserve">  &lt;chr&gt;                                   &lt;dbl&gt;   &lt;dbl&gt;  &lt;dbl&gt;  &lt;dbl&gt;   &lt;dbl&gt;</w:t>
+            </w:r>
+            <w:r>
+              <w:br/>
+            </w:r>
+            <w:r>
+              <w:rPr>
+                <w:rStyle w:val="VerbatimChar"/>
+              </w:rPr>
+              <w:t xml:space="preserve">1 composite, naive SE                     0.136 0.00695  0.123  0.150  -2371.</w:t>
+            </w:r>
+            <w:r>
+              <w:br/>
+            </w:r>
+            <w:r>
+              <w:rPr>
+                <w:rStyle w:val="VerbatimChar"/>
+              </w:rPr>
+              <w:t xml:space="preserve">2 composite, person-clustered SE          0.136 0.00804  0.121  0.152  -2371.</w:t>
+            </w:r>
+            <w:r>
+              <w:br/>
+            </w:r>
+            <w:r>
+              <w:rPr>
+                <w:rStyle w:val="VerbatimChar"/>
+              </w:rPr>
+              <w:t xml:space="preserve">3 joint                                   0.140 0.00857  0.125  0.158  -2236.</w:t>
+            </w:r>
+          </w:p>
+          <w:bookmarkEnd w:id="115"/>
+        </w:tc>
+      </w:tr>
+    </w:tbl>
+    <w:p>
+      <w:pPr>
+        <w:pStyle w:val="FirstParagraph"/>
+      </w:pPr>
+      <w:r>
+        <w:t xml:space="preserve">The joint estimate is a little higher and its log-likelihood is much higher, but the latter is not a like-for-like comparison: the two methods evaluate different functions of the data.</w:t>
+      </w:r>
+      <w:r>
+        <w:t xml:space="preserve"> </w:t>
+      </w:r>
+      <w:r>
+        <w:t xml:space="preserve">Which one is</w:t>
+      </w:r>
+      <w:r>
+        <w:t xml:space="preserve"> </w:t>
+      </w:r>
+      <w:r>
+        <w:rPr>
+          <w:i/>
+          <w:iCs/>
+        </w:rPr>
+        <w:t xml:space="preserve">better</w:t>
+      </w:r>
+      <w:r>
+        <w:t xml:space="preserve"> </w:t>
+      </w:r>
+      <w:r>
+        <w:t xml:space="preserve">has to be settled on data where the truth is known;</w:t>
+      </w:r>
+      <w:r>
+        <w:t xml:space="preserve"> </w:t>
+      </w:r>
+      <w:hyperlink w:anchor="sec-joint-vs-composite-sim">
+        <w:r>
+          <w:rPr>
+            <w:rStyle w:val="Hyperlink"/>
+          </w:rPr>
+          <w:t xml:space="preserve">Section 8.6</w:t>
+        </w:r>
+      </w:hyperlink>
+      <w:r>
+        <w:t xml:space="preserve"> </w:t>
+      </w:r>
+      <w:r>
+        <w:t xml:space="preserve">does that on the simulated clusters, and the answer is not simply</w:t>
+      </w:r>
+      <w:r>
+        <w:t xml:space="preserve"> </w:t>
+      </w:r>
+      <w:r>
+        <w:t xml:space="preserve">“the joint one”</w:t>
+      </w:r>
+      <w:r>
+        <w:t xml:space="preserve">.</w:t>
+      </w:r>
+    </w:p>
+    <w:p>
+      <w:pPr>
+        <w:pStyle w:val="BodyText"/>
+      </w:pPr>
+      <w:r>
+        <w:t xml:space="preserve">Using both biomarkers concentrates the log-likelihood around its maximum, and so shrinks the standard error, relative to either biomarker alone (</w:t>
       </w:r>
       <w:hyperlink w:anchor="fig-loglik">
         <w:r>
@@ -24711,7 +25136,7 @@
               <w:pStyle w:val="ImageCaption"/>
             </w:pPr>
             <w:r>
-              <w:t xml:space="preserve">Figure 6: Log-likelihood curves for HlyE IgA alone, HlyE IgG alone, and both biomarkers combined.</w:t>
+              <w:t xml:space="preserve">Figure 6: Log-likelihood curves for HlyE IgA alone, HlyE IgG alone, and both biomarkers combined (composite likelihood).</w:t>
             </w:r>
           </w:p>
           <w:bookmarkEnd w:id="119"/>
@@ -25080,7 +25505,7 @@
         <w:pStyle w:val="Compact"/>
         <w:numPr>
           <w:ilvl w:val="0"/>
-          <w:numId w:val="1031"/>
+          <w:numId w:val="1032"/>
         </w:numPr>
       </w:pPr>
       <w:r>
@@ -25109,7 +25534,7 @@
         <w:pStyle w:val="Compact"/>
         <w:numPr>
           <w:ilvl w:val="0"/>
-          <w:numId w:val="1031"/>
+          <w:numId w:val="1032"/>
         </w:numPr>
       </w:pPr>
       <w:r>
@@ -25138,7 +25563,7 @@
         <w:pStyle w:val="Compact"/>
         <w:numPr>
           <w:ilvl w:val="0"/>
-          <w:numId w:val="1031"/>
+          <w:numId w:val="1032"/>
         </w:numPr>
       </w:pPr>
       <w:r>
@@ -25167,7 +25592,7 @@
         <w:pStyle w:val="Compact"/>
         <w:numPr>
           <w:ilvl w:val="0"/>
-          <w:numId w:val="1031"/>
+          <w:numId w:val="1032"/>
         </w:numPr>
       </w:pPr>
       <w:r>
@@ -25187,7 +25612,7 @@
         <w:pStyle w:val="Compact"/>
         <w:numPr>
           <w:ilvl w:val="0"/>
-          <w:numId w:val="1031"/>
+          <w:numId w:val="1032"/>
         </w:numPr>
       </w:pPr>
       <w:r>
@@ -25850,7 +26275,7 @@
         <w:pStyle w:val="Compact"/>
         <w:numPr>
           <w:ilvl w:val="0"/>
-          <w:numId w:val="1032"/>
+          <w:numId w:val="1033"/>
         </w:numPr>
       </w:pPr>
       <w:r>
@@ -25916,7 +26341,7 @@
         <w:pStyle w:val="Compact"/>
         <w:numPr>
           <w:ilvl w:val="0"/>
-          <w:numId w:val="1032"/>
+          <w:numId w:val="1033"/>
         </w:numPr>
       </w:pPr>
       <w:r>
@@ -26382,7 +26807,7 @@
         <w:pStyle w:val="Compact"/>
         <w:numPr>
           <w:ilvl w:val="0"/>
-          <w:numId w:val="1033"/>
+          <w:numId w:val="1034"/>
         </w:numPr>
       </w:pPr>
       <w:r>
@@ -26404,7 +26829,7 @@
         <w:pStyle w:val="Compact"/>
         <w:numPr>
           <w:ilvl w:val="0"/>
-          <w:numId w:val="1033"/>
+          <w:numId w:val="1034"/>
         </w:numPr>
       </w:pPr>
       <w:r>
@@ -26818,7 +27243,7 @@
         <w:pStyle w:val="Compact"/>
         <w:numPr>
           <w:ilvl w:val="0"/>
-          <w:numId w:val="1034"/>
+          <w:numId w:val="1035"/>
         </w:numPr>
       </w:pPr>
       <w:r>
@@ -26860,7 +27285,7 @@
         <w:pStyle w:val="Compact"/>
         <w:numPr>
           <w:ilvl w:val="0"/>
-          <w:numId w:val="1034"/>
+          <w:numId w:val="1035"/>
         </w:numPr>
       </w:pPr>
       <w:r>
@@ -27786,7 +28211,7 @@
         <w:pStyle w:val="Compact"/>
         <w:numPr>
           <w:ilvl w:val="0"/>
-          <w:numId w:val="1035"/>
+          <w:numId w:val="1036"/>
         </w:numPr>
       </w:pPr>
       <w:r>
@@ -27890,7 +28315,7 @@
         <w:pStyle w:val="Compact"/>
         <w:numPr>
           <w:ilvl w:val="0"/>
-          <w:numId w:val="1035"/>
+          <w:numId w:val="1036"/>
         </w:numPr>
       </w:pPr>
       <w:r>
@@ -27932,7 +28357,7 @@
         <w:pStyle w:val="Compact"/>
         <w:numPr>
           <w:ilvl w:val="0"/>
-          <w:numId w:val="1035"/>
+          <w:numId w:val="1036"/>
         </w:numPr>
       </w:pPr>
       <w:r>
@@ -29760,7 +30185,7 @@
     </w:p>
     <w:bookmarkEnd w:id="162"/>
     <w:bookmarkEnd w:id="163"/>
-    <w:bookmarkStart w:id="196" w:name="sec-validation"/>
+    <w:bookmarkStart w:id="202" w:name="sec-validation"/>
     <w:p>
       <w:pPr>
         <w:pStyle w:val="Heading1"/>
@@ -30044,7 +30469,7 @@
               <w:pStyle w:val="ImageCaption"/>
             </w:pPr>
             <w:r>
-              <w:t xml:space="preserve">Table 1</w:t>
+              <w:t xml:space="preserve">Table 2</w:t>
             </w:r>
           </w:p>
           <w:p>
@@ -30104,7 +30529,7 @@
               <w:rPr>
                 <w:rStyle w:val="VerbatimChar"/>
               </w:rPr>
-              <w:t xml:space="preserve">   Stratum sample_size lambda.sim cluster     n est.start incidence.rate      SE</w:t>
+              <w:t xml:space="preserve">   Stratum  sample_size lambda.sim cluster     n est.start incidence.rate     SE</w:t>
             </w:r>
             <w:r>
               <w:br/>
@@ -30113,7 +30538,7 @@
               <w:rPr>
                 <w:rStyle w:val="VerbatimChar"/>
               </w:rPr>
-              <w:t xml:space="preserve">   &lt;chr&gt;         &lt;dbl&gt;      &lt;dbl&gt;   &lt;int&gt; &lt;int&gt;     &lt;dbl&gt;          &lt;dbl&gt;   &lt;dbl&gt;</w:t>
+              <w:t xml:space="preserve">   &lt;chr&gt;          &lt;dbl&gt;      &lt;dbl&gt;   &lt;int&gt; &lt;int&gt;     &lt;dbl&gt;          &lt;dbl&gt;  &lt;dbl&gt;</w:t>
             </w:r>
             <w:r>
               <w:br/>
@@ -30122,7 +30547,7 @@
               <w:rPr>
                 <w:rStyle w:val="VerbatimChar"/>
               </w:rPr>
-              <w:t xml:space="preserve"> 1 Stratu…         100       0.05       1   100       0.1         0.0538 0.00957</w:t>
+              <w:t xml:space="preserve"> 1 Stratum…         100       0.05       1   100       0.1         0.0538 0.0136</w:t>
             </w:r>
             <w:r>
               <w:br/>
@@ -30131,7 +30556,7 @@
               <w:rPr>
                 <w:rStyle w:val="VerbatimChar"/>
               </w:rPr>
-              <w:t xml:space="preserve"> 2 Stratu…         100       0.05       2   100       0.1         0.0462 0.00869</w:t>
+              <w:t xml:space="preserve"> 2 Stratum…         100       0.05       2   100       0.1         0.0462 0.0113</w:t>
             </w:r>
             <w:r>
               <w:br/>
@@ -30140,7 +30565,7 @@
               <w:rPr>
                 <w:rStyle w:val="VerbatimChar"/>
               </w:rPr>
-              <w:t xml:space="preserve"> 3 Stratu…         100       0.05       3   100       0.1         0.0446 0.00801</w:t>
+              <w:t xml:space="preserve"> 3 Stratum…         100       0.05       3   100       0.1         0.0446 0.0109</w:t>
             </w:r>
             <w:r>
               <w:br/>
@@ -30149,7 +30574,7 @@
               <w:rPr>
                 <w:rStyle w:val="VerbatimChar"/>
               </w:rPr>
-              <w:t xml:space="preserve"> 4 Stratu…         100       0.05       4   100       0.1         0.0475 0.00819</w:t>
+              <w:t xml:space="preserve"> 4 Stratum…         100       0.05       4   100       0.1         0.0475 0.0109</w:t>
             </w:r>
             <w:r>
               <w:br/>
@@ -30158,7 +30583,7 @@
               <w:rPr>
                 <w:rStyle w:val="VerbatimChar"/>
               </w:rPr>
-              <w:t xml:space="preserve"> 5 Stratu…         100       0.05       5   100       0.1         0.0560 0.00896</w:t>
+              <w:t xml:space="preserve"> 5 Stratum…         100       0.05       5   100       0.1         0.0560 0.0131</w:t>
             </w:r>
             <w:r>
               <w:br/>
@@ -30167,7 +30592,7 @@
               <w:rPr>
                 <w:rStyle w:val="VerbatimChar"/>
               </w:rPr>
-              <w:t xml:space="preserve"> 6 Stratu…         100       0.05       6   100       0.1         0.0569 0.00961</w:t>
+              <w:t xml:space="preserve"> 6 Stratum…         100       0.05       6   100       0.1         0.0569 0.0126</w:t>
             </w:r>
             <w:r>
               <w:br/>
@@ -30176,7 +30601,7 @@
               <w:rPr>
                 <w:rStyle w:val="VerbatimChar"/>
               </w:rPr>
-              <w:t xml:space="preserve"> 7 Stratu…         100       0.05       7   100       0.1         0.0392 0.00743</w:t>
+              <w:t xml:space="preserve"> 7 Stratum…         100       0.05       7   100       0.1         0.0392 0.0100</w:t>
             </w:r>
             <w:r>
               <w:br/>
@@ -30185,7 +30610,7 @@
               <w:rPr>
                 <w:rStyle w:val="VerbatimChar"/>
               </w:rPr>
-              <w:t xml:space="preserve"> 8 Stratu…         100       0.05       8   100       0.1         0.0698 0.0108 </w:t>
+              <w:t xml:space="preserve"> 8 Stratum…         100       0.05       8   100       0.1         0.0698 0.0147</w:t>
             </w:r>
             <w:r>
               <w:br/>
@@ -30194,7 +30619,7 @@
               <w:rPr>
                 <w:rStyle w:val="VerbatimChar"/>
               </w:rPr>
-              <w:t xml:space="preserve"> 9 Stratu…         100       0.05       9   100       0.1         0.0557 0.00947</w:t>
+              <w:t xml:space="preserve"> 9 Stratum…         100       0.05       9   100       0.1         0.0557 0.0129</w:t>
             </w:r>
             <w:r>
               <w:br/>
@@ -30203,7 +30628,7 @@
               <w:rPr>
                 <w:rStyle w:val="VerbatimChar"/>
               </w:rPr>
-              <w:t xml:space="preserve">10 Stratu…         100       0.05      10   100       0.1         0.0416 0.00805</w:t>
+              <w:t xml:space="preserve">10 Stratum…         100       0.05      10   100       0.1         0.0416 0.0104</w:t>
             </w:r>
             <w:r>
               <w:br/>
@@ -30471,7 +30896,7 @@
         <w:rPr>
           <w:rStyle w:val="VerbatimChar"/>
         </w:rPr>
-        <w:t xml:space="preserve">[1] 13</w:t>
+        <w:t xml:space="preserve">[1] 10</w:t>
       </w:r>
     </w:p>
     <w:p>
@@ -30499,7 +30924,7 @@
         <w:pStyle w:val="Compact"/>
         <w:numPr>
           <w:ilvl w:val="0"/>
-          <w:numId w:val="1036"/>
+          <w:numId w:val="1037"/>
         </w:numPr>
       </w:pPr>
       <w:r>
@@ -30520,7 +30945,7 @@
         <w:pStyle w:val="Compact"/>
         <w:numPr>
           <w:ilvl w:val="0"/>
-          <w:numId w:val="1036"/>
+          <w:numId w:val="1037"/>
         </w:numPr>
       </w:pPr>
       <w:r>
@@ -30541,7 +30966,7 @@
         <w:pStyle w:val="Compact"/>
         <w:numPr>
           <w:ilvl w:val="0"/>
-          <w:numId w:val="1036"/>
+          <w:numId w:val="1037"/>
         </w:numPr>
       </w:pPr>
       <w:r>
@@ -30659,7 +31084,7 @@
         <w:rPr>
           <w:rStyle w:val="VerbatimChar"/>
         </w:rPr>
-        <w:t xml:space="preserve">sample_size 0.1 0.15 0.2 0.8</w:t>
+        <w:t xml:space="preserve">sample_size 0.1 0.15 0.2 0.5 0.8</w:t>
       </w:r>
       <w:r>
         <w:br/>
@@ -30668,7 +31093,7 @@
         <w:rPr>
           <w:rStyle w:val="VerbatimChar"/>
         </w:rPr>
-        <w:t xml:space="preserve">        100 100    0 100   0</w:t>
+        <w:t xml:space="preserve">        100   0  100   0 100   0</w:t>
       </w:r>
       <w:r>
         <w:br/>
@@ -30680,7 +31105,7 @@
         <w:rPr>
           <w:rStyle w:val="VerbatimChar"/>
         </w:rPr>
-        <w:t xml:space="preserve">, , cluster = 2, antigen_iso = HlyE_IgA</w:t>
+        <w:t xml:space="preserve">, , cluster = 7, antigen_iso = HlyE_IgA</w:t>
       </w:r>
       <w:r>
         <w:br/>
@@ -30701,7 +31126,7 @@
         <w:rPr>
           <w:rStyle w:val="VerbatimChar"/>
         </w:rPr>
-        <w:t xml:space="preserve">sample_size 0.1 0.15 0.2 0.8</w:t>
+        <w:t xml:space="preserve">sample_size 0.1 0.15 0.2 0.5 0.8</w:t>
       </w:r>
       <w:r>
         <w:br/>
@@ -30710,7 +31135,7 @@
         <w:rPr>
           <w:rStyle w:val="VerbatimChar"/>
         </w:rPr>
-        <w:t xml:space="preserve">        100   0    0   0 100</w:t>
+        <w:t xml:space="preserve">        100 100    0   0   0   0</w:t>
       </w:r>
       <w:r>
         <w:br/>
@@ -30722,7 +31147,7 @@
         <w:rPr>
           <w:rStyle w:val="VerbatimChar"/>
         </w:rPr>
-        <w:t xml:space="preserve">, , cluster = 5, antigen_iso = HlyE_IgA</w:t>
+        <w:t xml:space="preserve">, , cluster = 9, antigen_iso = HlyE_IgA</w:t>
       </w:r>
       <w:r>
         <w:br/>
@@ -30743,7 +31168,7 @@
         <w:rPr>
           <w:rStyle w:val="VerbatimChar"/>
         </w:rPr>
-        <w:t xml:space="preserve">sample_size 0.1 0.15 0.2 0.8</w:t>
+        <w:t xml:space="preserve">sample_size 0.1 0.15 0.2 0.5 0.8</w:t>
       </w:r>
       <w:r>
         <w:br/>
@@ -30752,7 +31177,7 @@
         <w:rPr>
           <w:rStyle w:val="VerbatimChar"/>
         </w:rPr>
-        <w:t xml:space="preserve">        100   0    0   0 100</w:t>
+        <w:t xml:space="preserve">        100   0  100   0   0   0</w:t>
       </w:r>
       <w:r>
         <w:br/>
@@ -30764,7 +31189,7 @@
         <w:rPr>
           <w:rStyle w:val="VerbatimChar"/>
         </w:rPr>
-        <w:t xml:space="preserve">, , cluster = 7, antigen_iso = HlyE_IgA</w:t>
+        <w:t xml:space="preserve">, , cluster = 13, antigen_iso = HlyE_IgA</w:t>
       </w:r>
       <w:r>
         <w:br/>
@@ -30785,7 +31210,7 @@
         <w:rPr>
           <w:rStyle w:val="VerbatimChar"/>
         </w:rPr>
-        <w:t xml:space="preserve">sample_size 0.1 0.15 0.2 0.8</w:t>
+        <w:t xml:space="preserve">sample_size 0.1 0.15 0.2 0.5 0.8</w:t>
       </w:r>
       <w:r>
         <w:br/>
@@ -30794,7 +31219,7 @@
         <w:rPr>
           <w:rStyle w:val="VerbatimChar"/>
         </w:rPr>
-        <w:t xml:space="preserve">        100 100    0   0   0</w:t>
+        <w:t xml:space="preserve">        100   0    0   0 100   0</w:t>
       </w:r>
       <w:r>
         <w:br/>
@@ -30806,7 +31231,7 @@
         <w:rPr>
           <w:rStyle w:val="VerbatimChar"/>
         </w:rPr>
-        <w:t xml:space="preserve">, , cluster = 8, antigen_iso = HlyE_IgA</w:t>
+        <w:t xml:space="preserve">, , cluster = 14, antigen_iso = HlyE_IgA</w:t>
       </w:r>
       <w:r>
         <w:br/>
@@ -30827,7 +31252,7 @@
         <w:rPr>
           <w:rStyle w:val="VerbatimChar"/>
         </w:rPr>
-        <w:t xml:space="preserve">sample_size 0.1 0.15 0.2 0.8</w:t>
+        <w:t xml:space="preserve">sample_size 0.1 0.15 0.2 0.5 0.8</w:t>
       </w:r>
       <w:r>
         <w:br/>
@@ -30836,7 +31261,7 @@
         <w:rPr>
           <w:rStyle w:val="VerbatimChar"/>
         </w:rPr>
-        <w:t xml:space="preserve">        100   0  100   0   0</w:t>
+        <w:t xml:space="preserve">        100   0    0   0   0 100</w:t>
       </w:r>
       <w:r>
         <w:br/>
@@ -30848,7 +31273,7 @@
         <w:rPr>
           <w:rStyle w:val="VerbatimChar"/>
         </w:rPr>
-        <w:t xml:space="preserve">, , cluster = 9, antigen_iso = HlyE_IgA</w:t>
+        <w:t xml:space="preserve">, , cluster = 15, antigen_iso = HlyE_IgA</w:t>
       </w:r>
       <w:r>
         <w:br/>
@@ -30869,7 +31294,7 @@
         <w:rPr>
           <w:rStyle w:val="VerbatimChar"/>
         </w:rPr>
-        <w:t xml:space="preserve">sample_size 0.1 0.15 0.2 0.8</w:t>
+        <w:t xml:space="preserve">sample_size 0.1 0.15 0.2 0.5 0.8</w:t>
       </w:r>
       <w:r>
         <w:br/>
@@ -30878,7 +31303,7 @@
         <w:rPr>
           <w:rStyle w:val="VerbatimChar"/>
         </w:rPr>
-        <w:t xml:space="preserve">        100   0  100   0   0</w:t>
+        <w:t xml:space="preserve">        100   0    0 100   0   0</w:t>
       </w:r>
       <w:r>
         <w:br/>
@@ -30890,7 +31315,7 @@
         <w:rPr>
           <w:rStyle w:val="VerbatimChar"/>
         </w:rPr>
-        <w:t xml:space="preserve">, , cluster = 12, antigen_iso = HlyE_IgA</w:t>
+        <w:t xml:space="preserve">, , cluster = 16, antigen_iso = HlyE_IgA</w:t>
       </w:r>
       <w:r>
         <w:br/>
@@ -30911,7 +31336,7 @@
         <w:rPr>
           <w:rStyle w:val="VerbatimChar"/>
         </w:rPr>
-        <w:t xml:space="preserve">sample_size 0.1 0.15 0.2 0.8</w:t>
+        <w:t xml:space="preserve">sample_size 0.1 0.15 0.2 0.5 0.8</w:t>
       </w:r>
       <w:r>
         <w:br/>
@@ -30920,7 +31345,7 @@
         <w:rPr>
           <w:rStyle w:val="VerbatimChar"/>
         </w:rPr>
-        <w:t xml:space="preserve">        100   0  100 100   0</w:t>
+        <w:t xml:space="preserve">        100   0  100   0   0   0</w:t>
       </w:r>
       <w:r>
         <w:br/>
@@ -30932,7 +31357,7 @@
         <w:rPr>
           <w:rStyle w:val="VerbatimChar"/>
         </w:rPr>
-        <w:t xml:space="preserve">, , cluster = 14, antigen_iso = HlyE_IgA</w:t>
+        <w:t xml:space="preserve">, , cluster = 17, antigen_iso = HlyE_IgA</w:t>
       </w:r>
       <w:r>
         <w:br/>
@@ -30953,7 +31378,7 @@
         <w:rPr>
           <w:rStyle w:val="VerbatimChar"/>
         </w:rPr>
-        <w:t xml:space="preserve">sample_size 0.1 0.15 0.2 0.8</w:t>
+        <w:t xml:space="preserve">sample_size 0.1 0.15 0.2 0.5 0.8</w:t>
       </w:r>
       <w:r>
         <w:br/>
@@ -30962,7 +31387,7 @@
         <w:rPr>
           <w:rStyle w:val="VerbatimChar"/>
         </w:rPr>
-        <w:t xml:space="preserve">        100   0    0 100   0</w:t>
+        <w:t xml:space="preserve">        100   0    0   0 100   0</w:t>
       </w:r>
       <w:r>
         <w:br/>
@@ -30974,7 +31399,7 @@
         <w:rPr>
           <w:rStyle w:val="VerbatimChar"/>
         </w:rPr>
-        <w:t xml:space="preserve">, , cluster = 15, antigen_iso = HlyE_IgA</w:t>
+        <w:t xml:space="preserve">, , cluster = 19, antigen_iso = HlyE_IgA</w:t>
       </w:r>
       <w:r>
         <w:br/>
@@ -30995,7 +31420,7 @@
         <w:rPr>
           <w:rStyle w:val="VerbatimChar"/>
         </w:rPr>
-        <w:t xml:space="preserve">sample_size 0.1 0.15 0.2 0.8</w:t>
+        <w:t xml:space="preserve">sample_size 0.1 0.15 0.2 0.5 0.8</w:t>
       </w:r>
       <w:r>
         <w:br/>
@@ -31004,7 +31429,7 @@
         <w:rPr>
           <w:rStyle w:val="VerbatimChar"/>
         </w:rPr>
-        <w:t xml:space="preserve">        100 100    0   0   0</w:t>
+        <w:t xml:space="preserve">        100   0    0   0 100   0</w:t>
       </w:r>
       <w:r>
         <w:br/>
@@ -31016,7 +31441,7 @@
         <w:rPr>
           <w:rStyle w:val="VerbatimChar"/>
         </w:rPr>
-        <w:t xml:space="preserve">, , cluster = 16, antigen_iso = HlyE_IgA</w:t>
+        <w:t xml:space="preserve">, , cluster = 1, antigen_iso = HlyE_IgG</w:t>
       </w:r>
       <w:r>
         <w:br/>
@@ -31037,7 +31462,7 @@
         <w:rPr>
           <w:rStyle w:val="VerbatimChar"/>
         </w:rPr>
-        <w:t xml:space="preserve">sample_size 0.1 0.15 0.2 0.8</w:t>
+        <w:t xml:space="preserve">sample_size 0.1 0.15 0.2 0.5 0.8</w:t>
       </w:r>
       <w:r>
         <w:br/>
@@ -31046,7 +31471,7 @@
         <w:rPr>
           <w:rStyle w:val="VerbatimChar"/>
         </w:rPr>
-        <w:t xml:space="preserve">        100   0    0 100   0</w:t>
+        <w:t xml:space="preserve">        100   0  100   0 100   0</w:t>
       </w:r>
       <w:r>
         <w:br/>
@@ -31058,7 +31483,7 @@
         <w:rPr>
           <w:rStyle w:val="VerbatimChar"/>
         </w:rPr>
-        <w:t xml:space="preserve">, , cluster = 20, antigen_iso = HlyE_IgA</w:t>
+        <w:t xml:space="preserve">, , cluster = 7, antigen_iso = HlyE_IgG</w:t>
       </w:r>
       <w:r>
         <w:br/>
@@ -31079,7 +31504,7 @@
         <w:rPr>
           <w:rStyle w:val="VerbatimChar"/>
         </w:rPr>
-        <w:t xml:space="preserve">sample_size 0.1 0.15 0.2 0.8</w:t>
+        <w:t xml:space="preserve">sample_size 0.1 0.15 0.2 0.5 0.8</w:t>
       </w:r>
       <w:r>
         <w:br/>
@@ -31088,7 +31513,7 @@
         <w:rPr>
           <w:rStyle w:val="VerbatimChar"/>
         </w:rPr>
-        <w:t xml:space="preserve">        100   0    0 100   0</w:t>
+        <w:t xml:space="preserve">        100 100    0   0   0   0</w:t>
       </w:r>
       <w:r>
         <w:br/>
@@ -31100,7 +31525,7 @@
         <w:rPr>
           <w:rStyle w:val="VerbatimChar"/>
         </w:rPr>
-        <w:t xml:space="preserve">, , cluster = 1, antigen_iso = HlyE_IgG</w:t>
+        <w:t xml:space="preserve">, , cluster = 9, antigen_iso = HlyE_IgG</w:t>
       </w:r>
       <w:r>
         <w:br/>
@@ -31121,7 +31546,7 @@
         <w:rPr>
           <w:rStyle w:val="VerbatimChar"/>
         </w:rPr>
-        <w:t xml:space="preserve">sample_size 0.1 0.15 0.2 0.8</w:t>
+        <w:t xml:space="preserve">sample_size 0.1 0.15 0.2 0.5 0.8</w:t>
       </w:r>
       <w:r>
         <w:br/>
@@ -31130,7 +31555,7 @@
         <w:rPr>
           <w:rStyle w:val="VerbatimChar"/>
         </w:rPr>
-        <w:t xml:space="preserve">        100 100    0 100   0</w:t>
+        <w:t xml:space="preserve">        100   0  100   0   0   0</w:t>
       </w:r>
       <w:r>
         <w:br/>
@@ -31142,7 +31567,7 @@
         <w:rPr>
           <w:rStyle w:val="VerbatimChar"/>
         </w:rPr>
-        <w:t xml:space="preserve">, , cluster = 2, antigen_iso = HlyE_IgG</w:t>
+        <w:t xml:space="preserve">, , cluster = 13, antigen_iso = HlyE_IgG</w:t>
       </w:r>
       <w:r>
         <w:br/>
@@ -31163,7 +31588,7 @@
         <w:rPr>
           <w:rStyle w:val="VerbatimChar"/>
         </w:rPr>
-        <w:t xml:space="preserve">sample_size 0.1 0.15 0.2 0.8</w:t>
+        <w:t xml:space="preserve">sample_size 0.1 0.15 0.2 0.5 0.8</w:t>
       </w:r>
       <w:r>
         <w:br/>
@@ -31172,7 +31597,7 @@
         <w:rPr>
           <w:rStyle w:val="VerbatimChar"/>
         </w:rPr>
-        <w:t xml:space="preserve">        100   0    0   0 100</w:t>
+        <w:t xml:space="preserve">        100   0    0   0 100   0</w:t>
       </w:r>
       <w:r>
         <w:br/>
@@ -31184,7 +31609,7 @@
         <w:rPr>
           <w:rStyle w:val="VerbatimChar"/>
         </w:rPr>
-        <w:t xml:space="preserve">, , cluster = 5, antigen_iso = HlyE_IgG</w:t>
+        <w:t xml:space="preserve">, , cluster = 14, antigen_iso = HlyE_IgG</w:t>
       </w:r>
       <w:r>
         <w:br/>
@@ -31205,7 +31630,7 @@
         <w:rPr>
           <w:rStyle w:val="VerbatimChar"/>
         </w:rPr>
-        <w:t xml:space="preserve">sample_size 0.1 0.15 0.2 0.8</w:t>
+        <w:t xml:space="preserve">sample_size 0.1 0.15 0.2 0.5 0.8</w:t>
       </w:r>
       <w:r>
         <w:br/>
@@ -31214,7 +31639,7 @@
         <w:rPr>
           <w:rStyle w:val="VerbatimChar"/>
         </w:rPr>
-        <w:t xml:space="preserve">        100   0    0   0 100</w:t>
+        <w:t xml:space="preserve">        100   0    0   0   0 100</w:t>
       </w:r>
       <w:r>
         <w:br/>
@@ -31226,7 +31651,7 @@
         <w:rPr>
           <w:rStyle w:val="VerbatimChar"/>
         </w:rPr>
-        <w:t xml:space="preserve">, , cluster = 7, antigen_iso = HlyE_IgG</w:t>
+        <w:t xml:space="preserve">, , cluster = 15, antigen_iso = HlyE_IgG</w:t>
       </w:r>
       <w:r>
         <w:br/>
@@ -31247,7 +31672,7 @@
         <w:rPr>
           <w:rStyle w:val="VerbatimChar"/>
         </w:rPr>
-        <w:t xml:space="preserve">sample_size 0.1 0.15 0.2 0.8</w:t>
+        <w:t xml:space="preserve">sample_size 0.1 0.15 0.2 0.5 0.8</w:t>
       </w:r>
       <w:r>
         <w:br/>
@@ -31256,7 +31681,7 @@
         <w:rPr>
           <w:rStyle w:val="VerbatimChar"/>
         </w:rPr>
-        <w:t xml:space="preserve">        100 100    0   0   0</w:t>
+        <w:t xml:space="preserve">        100   0    0 100   0   0</w:t>
       </w:r>
       <w:r>
         <w:br/>
@@ -31268,7 +31693,7 @@
         <w:rPr>
           <w:rStyle w:val="VerbatimChar"/>
         </w:rPr>
-        <w:t xml:space="preserve">, , cluster = 8, antigen_iso = HlyE_IgG</w:t>
+        <w:t xml:space="preserve">, , cluster = 16, antigen_iso = HlyE_IgG</w:t>
       </w:r>
       <w:r>
         <w:br/>
@@ -31289,7 +31714,7 @@
         <w:rPr>
           <w:rStyle w:val="VerbatimChar"/>
         </w:rPr>
-        <w:t xml:space="preserve">sample_size 0.1 0.15 0.2 0.8</w:t>
+        <w:t xml:space="preserve">sample_size 0.1 0.15 0.2 0.5 0.8</w:t>
       </w:r>
       <w:r>
         <w:br/>
@@ -31298,7 +31723,7 @@
         <w:rPr>
           <w:rStyle w:val="VerbatimChar"/>
         </w:rPr>
-        <w:t xml:space="preserve">        100   0  100   0   0</w:t>
+        <w:t xml:space="preserve">        100   0  100   0   0   0</w:t>
       </w:r>
       <w:r>
         <w:br/>
@@ -31310,7 +31735,7 @@
         <w:rPr>
           <w:rStyle w:val="VerbatimChar"/>
         </w:rPr>
-        <w:t xml:space="preserve">, , cluster = 9, antigen_iso = HlyE_IgG</w:t>
+        <w:t xml:space="preserve">, , cluster = 17, antigen_iso = HlyE_IgG</w:t>
       </w:r>
       <w:r>
         <w:br/>
@@ -31331,7 +31756,7 @@
         <w:rPr>
           <w:rStyle w:val="VerbatimChar"/>
         </w:rPr>
-        <w:t xml:space="preserve">sample_size 0.1 0.15 0.2 0.8</w:t>
+        <w:t xml:space="preserve">sample_size 0.1 0.15 0.2 0.5 0.8</w:t>
       </w:r>
       <w:r>
         <w:br/>
@@ -31340,7 +31765,7 @@
         <w:rPr>
           <w:rStyle w:val="VerbatimChar"/>
         </w:rPr>
-        <w:t xml:space="preserve">        100   0  100   0   0</w:t>
+        <w:t xml:space="preserve">        100   0    0   0 100   0</w:t>
       </w:r>
       <w:r>
         <w:br/>
@@ -31352,7 +31777,7 @@
         <w:rPr>
           <w:rStyle w:val="VerbatimChar"/>
         </w:rPr>
-        <w:t xml:space="preserve">, , cluster = 12, antigen_iso = HlyE_IgG</w:t>
+        <w:t xml:space="preserve">, , cluster = 19, antigen_iso = HlyE_IgG</w:t>
       </w:r>
       <w:r>
         <w:br/>
@@ -31373,7 +31798,7 @@
         <w:rPr>
           <w:rStyle w:val="VerbatimChar"/>
         </w:rPr>
-        <w:t xml:space="preserve">sample_size 0.1 0.15 0.2 0.8</w:t>
+        <w:t xml:space="preserve">sample_size 0.1 0.15 0.2 0.5 0.8</w:t>
       </w:r>
       <w:r>
         <w:br/>
@@ -31382,31 +31807,54 @@
         <w:rPr>
           <w:rStyle w:val="VerbatimChar"/>
         </w:rPr>
-        <w:t xml:space="preserve">        100   0  100 100   0</w:t>
+        <w:t xml:space="preserve">        100   0    0   0 100   0</w:t>
+      </w:r>
+    </w:p>
+    <w:p>
+      <w:pPr>
+        <w:pStyle w:val="SourceCode"/>
+      </w:pPr>
+      <w:r>
+        <w:rPr>
+          <w:rStyle w:val="VerbatimChar"/>
+        </w:rPr>
+        <w:t xml:space="preserve">Warning: `nlm()` may not have reached the maximum likelihood estimate.</w:t>
       </w:r>
       <w:r>
         <w:br/>
       </w:r>
       <w:r>
+        <w:rPr>
+          <w:rStyle w:val="VerbatimChar"/>
+        </w:rPr>
+        <w:t xml:space="preserve">`nlm()` completed with the following convergence code:</w:t>
+      </w:r>
+      <w:r>
         <w:br/>
       </w:r>
       <w:r>
         <w:rPr>
           <w:rStyle w:val="VerbatimChar"/>
         </w:rPr>
-        <w:t xml:space="preserve">, , cluster = 14, antigen_iso = HlyE_IgG</w:t>
+        <w:t xml:space="preserve">3: Last global step failed to locate a point lower than x. Either x is an</w:t>
       </w:r>
       <w:r>
         <w:br/>
       </w:r>
       <w:r>
+        <w:rPr>
+          <w:rStyle w:val="VerbatimChar"/>
+        </w:rPr>
+        <w:t xml:space="preserve">approximate local minimum of the function, the function is too non-linear for</w:t>
+      </w:r>
+      <w:r>
         <w:br/>
       </w:r>
       <w:r>
         <w:rPr>
           <w:rStyle w:val="VerbatimChar"/>
         </w:rPr>
-        <w:t xml:space="preserve">           lambda.sim</w:t>
+        <w:t xml:space="preserve">this algorithm, or `stepmin` in `est_seroincidence()` (a.k.a. `steptol` in</w:t>
       </w:r>
       <w:r>
         <w:br/>
@@ -31415,7 +31863,7 @@
         <w:rPr>
           <w:rStyle w:val="VerbatimChar"/>
         </w:rPr>
-        <w:t xml:space="preserve">sample_size 0.1 0.15 0.2 0.8</w:t>
+        <w:t xml:space="preserve">`nlm()`) is too large.</w:t>
       </w:r>
       <w:r>
         <w:br/>
@@ -31424,31 +31872,43 @@
         <w:rPr>
           <w:rStyle w:val="VerbatimChar"/>
         </w:rPr>
-        <w:t xml:space="preserve">        100   0    0 100   0</w:t>
+        <w:t xml:space="preserve">`nlm()` may not have reached the maximum likelihood estimate.</w:t>
       </w:r>
       <w:r>
         <w:br/>
       </w:r>
       <w:r>
+        <w:rPr>
+          <w:rStyle w:val="VerbatimChar"/>
+        </w:rPr>
+        <w:t xml:space="preserve">`nlm()` completed with the following convergence code:</w:t>
+      </w:r>
+      <w:r>
         <w:br/>
       </w:r>
       <w:r>
         <w:rPr>
           <w:rStyle w:val="VerbatimChar"/>
         </w:rPr>
-        <w:t xml:space="preserve">, , cluster = 15, antigen_iso = HlyE_IgG</w:t>
+        <w:t xml:space="preserve">3: Last global step failed to locate a point lower than x. Either x is an</w:t>
       </w:r>
       <w:r>
         <w:br/>
       </w:r>
       <w:r>
+        <w:rPr>
+          <w:rStyle w:val="VerbatimChar"/>
+        </w:rPr>
+        <w:t xml:space="preserve">approximate local minimum of the function, the function is too non-linear for</w:t>
+      </w:r>
+      <w:r>
         <w:br/>
       </w:r>
       <w:r>
         <w:rPr>
           <w:rStyle w:val="VerbatimChar"/>
         </w:rPr>
-        <w:t xml:space="preserve">           lambda.sim</w:t>
+        <w:t xml:space="preserve">this algorithm, or `stepmin` in `est_seroincidence()` (a.k.a. `steptol` in</w:t>
       </w:r>
       <w:r>
         <w:br/>
@@ -31457,7 +31917,7 @@
         <w:rPr>
           <w:rStyle w:val="VerbatimChar"/>
         </w:rPr>
-        <w:t xml:space="preserve">sample_size 0.1 0.15 0.2 0.8</w:t>
+        <w:t xml:space="preserve">`nlm()`) is too large.</w:t>
       </w:r>
       <w:r>
         <w:br/>
@@ -31466,31 +31926,43 @@
         <w:rPr>
           <w:rStyle w:val="VerbatimChar"/>
         </w:rPr>
-        <w:t xml:space="preserve">        100 100    0   0   0</w:t>
+        <w:t xml:space="preserve">`nlm()` may not have reached the maximum likelihood estimate.</w:t>
       </w:r>
       <w:r>
         <w:br/>
       </w:r>
       <w:r>
+        <w:rPr>
+          <w:rStyle w:val="VerbatimChar"/>
+        </w:rPr>
+        <w:t xml:space="preserve">`nlm()` completed with the following convergence code:</w:t>
+      </w:r>
+      <w:r>
         <w:br/>
       </w:r>
       <w:r>
         <w:rPr>
           <w:rStyle w:val="VerbatimChar"/>
         </w:rPr>
-        <w:t xml:space="preserve">, , cluster = 16, antigen_iso = HlyE_IgG</w:t>
+        <w:t xml:space="preserve">3: Last global step failed to locate a point lower than x. Either x is an</w:t>
       </w:r>
       <w:r>
         <w:br/>
       </w:r>
       <w:r>
+        <w:rPr>
+          <w:rStyle w:val="VerbatimChar"/>
+        </w:rPr>
+        <w:t xml:space="preserve">approximate local minimum of the function, the function is too non-linear for</w:t>
+      </w:r>
+      <w:r>
         <w:br/>
       </w:r>
       <w:r>
         <w:rPr>
           <w:rStyle w:val="VerbatimChar"/>
         </w:rPr>
-        <w:t xml:space="preserve">           lambda.sim</w:t>
+        <w:t xml:space="preserve">this algorithm, or `stepmin` in `est_seroincidence()` (a.k.a. `steptol` in</w:t>
       </w:r>
       <w:r>
         <w:br/>
@@ -31499,7 +31971,7 @@
         <w:rPr>
           <w:rStyle w:val="VerbatimChar"/>
         </w:rPr>
-        <w:t xml:space="preserve">sample_size 0.1 0.15 0.2 0.8</w:t>
+        <w:t xml:space="preserve">`nlm()`) is too large.</w:t>
       </w:r>
       <w:r>
         <w:br/>
@@ -31508,31 +31980,43 @@
         <w:rPr>
           <w:rStyle w:val="VerbatimChar"/>
         </w:rPr>
-        <w:t xml:space="preserve">        100   0    0 100   0</w:t>
+        <w:t xml:space="preserve">`nlm()` may not have reached the maximum likelihood estimate.</w:t>
       </w:r>
       <w:r>
         <w:br/>
       </w:r>
       <w:r>
+        <w:rPr>
+          <w:rStyle w:val="VerbatimChar"/>
+        </w:rPr>
+        <w:t xml:space="preserve">`nlm()` completed with the following convergence code:</w:t>
+      </w:r>
+      <w:r>
         <w:br/>
       </w:r>
       <w:r>
         <w:rPr>
           <w:rStyle w:val="VerbatimChar"/>
         </w:rPr>
-        <w:t xml:space="preserve">, , cluster = 20, antigen_iso = HlyE_IgG</w:t>
+        <w:t xml:space="preserve">3: Last global step failed to locate a point lower than x. Either x is an</w:t>
       </w:r>
       <w:r>
         <w:br/>
       </w:r>
       <w:r>
+        <w:rPr>
+          <w:rStyle w:val="VerbatimChar"/>
+        </w:rPr>
+        <w:t xml:space="preserve">approximate local minimum of the function, the function is too non-linear for</w:t>
+      </w:r>
+      <w:r>
         <w:br/>
       </w:r>
       <w:r>
         <w:rPr>
           <w:rStyle w:val="VerbatimChar"/>
         </w:rPr>
-        <w:t xml:space="preserve">           lambda.sim</w:t>
+        <w:t xml:space="preserve">this algorithm, or `stepmin` in `est_seroincidence()` (a.k.a. `steptol` in</w:t>
       </w:r>
       <w:r>
         <w:br/>
@@ -31541,7 +32025,7 @@
         <w:rPr>
           <w:rStyle w:val="VerbatimChar"/>
         </w:rPr>
-        <w:t xml:space="preserve">sample_size 0.1 0.15 0.2 0.8</w:t>
+        <w:t xml:space="preserve">`nlm()`) is too large.</w:t>
       </w:r>
       <w:r>
         <w:br/>
@@ -31550,18 +32034,223 @@
         <w:rPr>
           <w:rStyle w:val="VerbatimChar"/>
         </w:rPr>
-        <w:t xml:space="preserve">        100   0    0 100   0</w:t>
-      </w:r>
-    </w:p>
-    <w:p>
-      <w:pPr>
-        <w:pStyle w:val="SourceCode"/>
-      </w:pPr>
+        <w:t xml:space="preserve">`nlm()` may not have reached the maximum likelihood estimate.</w:t>
+      </w:r>
+      <w:r>
+        <w:br/>
+      </w:r>
       <w:r>
         <w:rPr>
           <w:rStyle w:val="VerbatimChar"/>
         </w:rPr>
-        <w:t xml:space="preserve">Warning: `nlm()` may not have reached the maximum likelihood estimate.</w:t>
+        <w:t xml:space="preserve">`nlm()` completed with the following convergence code:</w:t>
+      </w:r>
+      <w:r>
+        <w:br/>
+      </w:r>
+      <w:r>
+        <w:rPr>
+          <w:rStyle w:val="VerbatimChar"/>
+        </w:rPr>
+        <w:t xml:space="preserve">3: Last global step failed to locate a point lower than x. Either x is an</w:t>
+      </w:r>
+      <w:r>
+        <w:br/>
+      </w:r>
+      <w:r>
+        <w:rPr>
+          <w:rStyle w:val="VerbatimChar"/>
+        </w:rPr>
+        <w:t xml:space="preserve">approximate local minimum of the function, the function is too non-linear for</w:t>
+      </w:r>
+      <w:r>
+        <w:br/>
+      </w:r>
+      <w:r>
+        <w:rPr>
+          <w:rStyle w:val="VerbatimChar"/>
+        </w:rPr>
+        <w:t xml:space="preserve">this algorithm, or `stepmin` in `est_seroincidence()` (a.k.a. `steptol` in</w:t>
+      </w:r>
+      <w:r>
+        <w:br/>
+      </w:r>
+      <w:r>
+        <w:rPr>
+          <w:rStyle w:val="VerbatimChar"/>
+        </w:rPr>
+        <w:t xml:space="preserve">`nlm()`) is too large.</w:t>
+      </w:r>
+      <w:r>
+        <w:br/>
+      </w:r>
+      <w:r>
+        <w:rPr>
+          <w:rStyle w:val="VerbatimChar"/>
+        </w:rPr>
+        <w:t xml:space="preserve">`nlm()` may not have reached the maximum likelihood estimate.</w:t>
+      </w:r>
+      <w:r>
+        <w:br/>
+      </w:r>
+      <w:r>
+        <w:rPr>
+          <w:rStyle w:val="VerbatimChar"/>
+        </w:rPr>
+        <w:t xml:space="preserve">`nlm()` completed with the following convergence code:</w:t>
+      </w:r>
+      <w:r>
+        <w:br/>
+      </w:r>
+      <w:r>
+        <w:rPr>
+          <w:rStyle w:val="VerbatimChar"/>
+        </w:rPr>
+        <w:t xml:space="preserve">3: Last global step failed to locate a point lower than x. Either x is an</w:t>
+      </w:r>
+      <w:r>
+        <w:br/>
+      </w:r>
+      <w:r>
+        <w:rPr>
+          <w:rStyle w:val="VerbatimChar"/>
+        </w:rPr>
+        <w:t xml:space="preserve">approximate local minimum of the function, the function is too non-linear for</w:t>
+      </w:r>
+      <w:r>
+        <w:br/>
+      </w:r>
+      <w:r>
+        <w:rPr>
+          <w:rStyle w:val="VerbatimChar"/>
+        </w:rPr>
+        <w:t xml:space="preserve">this algorithm, or `stepmin` in `est_seroincidence()` (a.k.a. `steptol` in</w:t>
+      </w:r>
+      <w:r>
+        <w:br/>
+      </w:r>
+      <w:r>
+        <w:rPr>
+          <w:rStyle w:val="VerbatimChar"/>
+        </w:rPr>
+        <w:t xml:space="preserve">`nlm()`) is too large.</w:t>
+      </w:r>
+      <w:r>
+        <w:br/>
+      </w:r>
+      <w:r>
+        <w:rPr>
+          <w:rStyle w:val="VerbatimChar"/>
+        </w:rPr>
+        <w:t xml:space="preserve">`nlm()` may not have reached the maximum likelihood estimate.</w:t>
+      </w:r>
+      <w:r>
+        <w:br/>
+      </w:r>
+      <w:r>
+        <w:rPr>
+          <w:rStyle w:val="VerbatimChar"/>
+        </w:rPr>
+        <w:t xml:space="preserve">`nlm()` completed with the following convergence code:</w:t>
+      </w:r>
+      <w:r>
+        <w:br/>
+      </w:r>
+      <w:r>
+        <w:rPr>
+          <w:rStyle w:val="VerbatimChar"/>
+        </w:rPr>
+        <w:t xml:space="preserve">3: Last global step failed to locate a point lower than x. Either x is an</w:t>
+      </w:r>
+      <w:r>
+        <w:br/>
+      </w:r>
+      <w:r>
+        <w:rPr>
+          <w:rStyle w:val="VerbatimChar"/>
+        </w:rPr>
+        <w:t xml:space="preserve">approximate local minimum of the function, the function is too non-linear for</w:t>
+      </w:r>
+      <w:r>
+        <w:br/>
+      </w:r>
+      <w:r>
+        <w:rPr>
+          <w:rStyle w:val="VerbatimChar"/>
+        </w:rPr>
+        <w:t xml:space="preserve">this algorithm, or `stepmin` in `est_seroincidence()` (a.k.a. `steptol` in</w:t>
+      </w:r>
+      <w:r>
+        <w:br/>
+      </w:r>
+      <w:r>
+        <w:rPr>
+          <w:rStyle w:val="VerbatimChar"/>
+        </w:rPr>
+        <w:t xml:space="preserve">`nlm()`) is too large.</w:t>
+      </w:r>
+      <w:r>
+        <w:br/>
+      </w:r>
+      <w:r>
+        <w:rPr>
+          <w:rStyle w:val="VerbatimChar"/>
+        </w:rPr>
+        <w:t xml:space="preserve">`nlm()` may not have reached the maximum likelihood estimate.</w:t>
+      </w:r>
+      <w:r>
+        <w:br/>
+      </w:r>
+      <w:r>
+        <w:rPr>
+          <w:rStyle w:val="VerbatimChar"/>
+        </w:rPr>
+        <w:t xml:space="preserve">`nlm()` completed with the following convergence code:</w:t>
+      </w:r>
+      <w:r>
+        <w:br/>
+      </w:r>
+      <w:r>
+        <w:rPr>
+          <w:rStyle w:val="VerbatimChar"/>
+        </w:rPr>
+        <w:t xml:space="preserve">3: Last global step failed to locate a point lower than x. Either x is an</w:t>
+      </w:r>
+      <w:r>
+        <w:br/>
+      </w:r>
+      <w:r>
+        <w:rPr>
+          <w:rStyle w:val="VerbatimChar"/>
+        </w:rPr>
+        <w:t xml:space="preserve">approximate local minimum of the function, the function is too non-linear for</w:t>
+      </w:r>
+      <w:r>
+        <w:br/>
+      </w:r>
+      <w:r>
+        <w:rPr>
+          <w:rStyle w:val="VerbatimChar"/>
+        </w:rPr>
+        <w:t xml:space="preserve">this algorithm, or `stepmin` in `est_seroincidence()` (a.k.a. `steptol` in</w:t>
+      </w:r>
+      <w:r>
+        <w:br/>
+      </w:r>
+      <w:r>
+        <w:rPr>
+          <w:rStyle w:val="VerbatimChar"/>
+        </w:rPr>
+        <w:t xml:space="preserve">`nlm()`) is too large.</w:t>
+      </w:r>
+      <w:r>
+        <w:br/>
+      </w:r>
+      <w:r>
+        <w:rPr>
+          <w:rStyle w:val="VerbatimChar"/>
+        </w:rPr>
+        <w:t xml:space="preserve">`nlm()` may not have reached the maximum likelihood estimate.</w:t>
       </w:r>
       <w:r>
         <w:br/>
@@ -31743,7 +32432,7 @@
       </w:tr>
     </w:tbl>
     <w:bookmarkEnd w:id="181"/>
-    <w:bookmarkStart w:id="190" w:name="estimates-recover-the-simulated-rates"/>
+    <w:bookmarkStart w:id="190" w:name="sec-recover"/>
     <w:p>
       <w:pPr>
         <w:pStyle w:val="Heading2"/>
@@ -31897,7 +32586,7 @@
         <w:rPr>
           <w:rStyle w:val="VerbatimChar"/>
         </w:rPr>
-        <w:t xml:space="preserve">1       0.05         100 0.00292     0.00905       0.0102 0.0103        0.0362</w:t>
+        <w:t xml:space="preserve">1       0.05         100 0.00292      0.0122       0.0102 0.0103        0.0493</w:t>
       </w:r>
       <w:r>
         <w:br/>
@@ -31906,7 +32595,7 @@
         <w:rPr>
           <w:rStyle w:val="VerbatimChar"/>
         </w:rPr>
-        <w:t xml:space="preserve">2       0.1          100 0.00894     0.0144        0.0204 0.0218        0.0571</w:t>
+        <w:t xml:space="preserve">2       0.1          100 0.00894      0.0197       0.0204 0.0218        0.0787</w:t>
       </w:r>
       <w:r>
         <w:br/>
@@ -31915,7 +32604,7 @@
         <w:rPr>
           <w:rStyle w:val="VerbatimChar"/>
         </w:rPr>
-        <w:t xml:space="preserve">3       0.15         100 0.0222      0.0199        0.0183 0.0285        0.0786</w:t>
+        <w:t xml:space="preserve">3       0.15         100 0.0222       0.0276       0.0183 0.0285        0.110 </w:t>
       </w:r>
       <w:r>
         <w:br/>
@@ -31924,7 +32613,7 @@
         <w:rPr>
           <w:rStyle w:val="VerbatimChar"/>
         </w:rPr>
-        <w:t xml:space="preserve">4       0.2          100 0.0269      0.0242        0.0319 0.0411        0.0957</w:t>
+        <w:t xml:space="preserve">4       0.2          100 0.0269       0.0332       0.0319 0.0411        0.132 </w:t>
       </w:r>
       <w:r>
         <w:br/>
@@ -31933,7 +32622,7 @@
         <w:rPr>
           <w:rStyle w:val="VerbatimChar"/>
         </w:rPr>
-        <w:t xml:space="preserve">5       0.5          100 0.0857      0.0568        0.0758 0.113         0.224 </w:t>
+        <w:t xml:space="preserve">5       0.5          100 0.0857       0.0786       0.0758 0.113         0.312 </w:t>
       </w:r>
       <w:r>
         <w:br/>
@@ -31942,7 +32631,7 @@
         <w:rPr>
           <w:rStyle w:val="VerbatimChar"/>
         </w:rPr>
-        <w:t xml:space="preserve">6       0.8          100 0.172       0.0989        0.115  0.205         0.390 </w:t>
+        <w:t xml:space="preserve">6       0.8          100 0.172        0.143        0.115  0.205         0.568 </w:t>
       </w:r>
       <w:r>
         <w:br/>
@@ -32034,13 +32723,13 @@
       </w:tr>
     </w:tbl>
     <w:bookmarkEnd w:id="190"/>
-    <w:bookmarkStart w:id="195" w:name="X047cffc7758e27a01cb5430c10b991b39f63029"/>
+    <w:bookmarkStart w:id="196" w:name="sec-joint-vs-composite-sim"/>
     <w:p>
       <w:pPr>
         <w:pStyle w:val="Heading2"/>
       </w:pPr>
       <w:r>
-        <w:t xml:space="preserve">8.6 A caveat: renewing parameters at each infection</w:t>
+        <w:t xml:space="preserve">8.6 Joint vs composite likelihood on the simulated clusters</w:t>
       </w:r>
     </w:p>
     <w:p>
@@ -32048,7 +32737,7 @@
         <w:pStyle w:val="FirstParagraph"/>
       </w:pPr>
       <w:r>
-        <w:t xml:space="preserve">Everything above sets</w:t>
+        <w:t xml:space="preserve">The estimates above combine HlyE IgA and IgG with the default</w:t>
       </w:r>
       <w:r>
         <w:t xml:space="preserve"> </w:t>
@@ -32057,16 +32746,27 @@
         <w:rPr>
           <w:rStyle w:val="VerbatimChar"/>
         </w:rPr>
-        <w:t xml:space="preserve">renew_params = FALSE</w:t>
-      </w:r>
-      <w:r>
-        <w:t xml:space="preserve">, matching what the estimation</w:t>
-      </w:r>
-      <w:r>
-        <w:t xml:space="preserve"> </w:t>
-      </w:r>
-      <w:r>
-        <w:t xml:space="preserve">method assumes. Setting it to</w:t>
+        <w:t xml:space="preserve">method = "composite"</w:t>
+      </w:r>
+      <w:r>
+        <w:t xml:space="preserve">.</w:t>
+      </w:r>
+      <w:r>
+        <w:t xml:space="preserve"> </w:t>
+      </w:r>
+      <w:hyperlink w:anchor="sec-multiple-biomarkers">
+        <w:r>
+          <w:rPr>
+            <w:rStyle w:val="Hyperlink"/>
+          </w:rPr>
+          <w:t xml:space="preserve">Section 5.11</w:t>
+        </w:r>
+      </w:hyperlink>
+      <w:r>
+        <w:t xml:space="preserve"> </w:t>
+      </w:r>
+      <w:r>
+        <w:t xml:space="preserve">introduced the alternative,</w:t>
       </w:r>
       <w:r>
         <w:t xml:space="preserve"> </w:t>
@@ -32075,19 +32775,31 @@
         <w:rPr>
           <w:rStyle w:val="VerbatimChar"/>
         </w:rPr>
-        <w:t xml:space="preserve">TRUE</w:t>
-      </w:r>
-      <w:r>
-        <w:t xml:space="preserve"> </w:t>
-      </w:r>
-      <w:r>
-        <w:t xml:space="preserve">— drawing fresh seroresponse</w:t>
-      </w:r>
-      <w:r>
-        <w:t xml:space="preserve"> </w:t>
-      </w:r>
-      <w:r>
-        <w:t xml:space="preserve">parameters at every infection — is more realistic, and is</w:t>
+        <w:t xml:space="preserve">method = "joint"</w:t>
+      </w:r>
+      <w:r>
+        <w:t xml:space="preserve">, which integrates over a shared latent infection time per person.</w:t>
+      </w:r>
+      <w:r>
+        <w:t xml:space="preserve"> </w:t>
+      </w:r>
+      <w:r>
+        <w:t xml:space="preserve">The simulated clusters are the place to compare them, because</w:t>
+      </w:r>
+      <w:r>
+        <w:t xml:space="preserve"> </w:t>
+      </w:r>
+      <w:r>
+        <w:rPr>
+          <w:rStyle w:val="VerbatimChar"/>
+        </w:rPr>
+        <w:t xml:space="preserve">sim_pop_data()</w:t>
+      </w:r>
+      <w:r>
+        <w:t xml:space="preserve"> </w:t>
+      </w:r>
+      <w:r>
+        <w:t xml:space="preserve">draws</w:t>
       </w:r>
       <w:r>
         <w:t xml:space="preserve"> </w:t>
@@ -32097,25 +32809,13 @@
           <w:b/>
           <w:bCs/>
         </w:rPr>
-        <w:t xml:space="preserve">not</w:t>
-      </w:r>
-      <w:r>
-        <w:t xml:space="preserve"> </w:t>
-      </w:r>
-      <w:r>
-        <w:t xml:space="preserve">accounted</w:t>
-      </w:r>
-      <w:r>
-        <w:t xml:space="preserve"> </w:t>
-      </w:r>
-      <w:r>
-        <w:t xml:space="preserve">for by the current method, so estimates can be biased in high-incidence</w:t>
-      </w:r>
-      <w:r>
-        <w:t xml:space="preserve"> </w:t>
-      </w:r>
-      <w:r>
-        <w:t xml:space="preserve">populations:</w:t>
+        <w:t xml:space="preserve">one</w:t>
+      </w:r>
+      <w:r>
+        <w:t xml:space="preserve"> </w:t>
+      </w:r>
+      <w:r>
+        <w:t xml:space="preserve">infection history per person and reads every biomarker off it: the shared-latent-time structure that the joint likelihood assumes is exactly how these data were made.</w:t>
       </w:r>
     </w:p>
     <w:tbl>
@@ -32131,7 +32831,176 @@
       <w:tr>
         <w:tc>
           <w:tcPr/>
-          <w:bookmarkStart w:id="194" w:name="fig-sim-recovery-renew"/>
+          <w:bookmarkStart w:id="191" w:name="tbl-joint-vs-composite-sim"/>
+          <w:p>
+            <w:pPr>
+              <w:jc w:val="center"/>
+            </w:pPr>
+            <w:pPr>
+              <w:jc w:val="left"/>
+              <w:spacing w:before="200"/>
+              <w:pStyle w:val="ImageCaption"/>
+            </w:pPr>
+            <w:r>
+              <w:t xml:space="preserve">Table 3: Bias, empirical standard error, mean estimated standard error and 95% confidence-interval coverage of the composite and joint estimators, by true incidence rate, across the simulated clusters.</w:t>
+            </w:r>
+          </w:p>
+          <w:p>
+            <w:pPr>
+              <w:pStyle w:val="SourceCode"/>
+              <w:jc w:val="center"/>
+            </w:pPr>
+            <w:r>
+              <w:rPr>
+                <w:rStyle w:val="VerbatimChar"/>
+              </w:rPr>
+              <w:t xml:space="preserve"># A tibble: 12 × 6</w:t>
+            </w:r>
+            <w:r>
+              <w:br/>
+            </w:r>
+            <w:r>
+              <w:rPr>
+                <w:rStyle w:val="VerbatimChar"/>
+              </w:rPr>
+              <w:t xml:space="preserve">   lambda.sim method        Bias Empirical_SE Mean_Est_SE CI_Coverage</w:t>
+            </w:r>
+            <w:r>
+              <w:br/>
+            </w:r>
+            <w:r>
+              <w:rPr>
+                <w:rStyle w:val="VerbatimChar"/>
+              </w:rPr>
+              <w:t xml:space="preserve">        &lt;dbl&gt; &lt;chr&gt;        &lt;dbl&gt;        &lt;dbl&gt;       &lt;dbl&gt;       &lt;dbl&gt;</w:t>
+            </w:r>
+            <w:r>
+              <w:br/>
+            </w:r>
+            <w:r>
+              <w:rPr>
+                <w:rStyle w:val="VerbatimChar"/>
+              </w:rPr>
+              <w:t xml:space="preserve"> 1       0.05 composite  0.00292      0.0102      0.0122         1   </w:t>
+            </w:r>
+            <w:r>
+              <w:br/>
+            </w:r>
+            <w:r>
+              <w:rPr>
+                <w:rStyle w:val="VerbatimChar"/>
+              </w:rPr>
+              <w:t xml:space="preserve"> 2       0.05 joint     -0.0126       0.00876     0.00976        0.9 </w:t>
+            </w:r>
+            <w:r>
+              <w:br/>
+            </w:r>
+            <w:r>
+              <w:rPr>
+                <w:rStyle w:val="VerbatimChar"/>
+              </w:rPr>
+              <w:t xml:space="preserve"> 3       0.1  composite  0.00894      0.0204      0.0197         0.85</w:t>
+            </w:r>
+            <w:r>
+              <w:br/>
+            </w:r>
+            <w:r>
+              <w:rPr>
+                <w:rStyle w:val="VerbatimChar"/>
+              </w:rPr>
+              <w:t xml:space="preserve"> 4       0.1  joint     -0.0290       0.0136      0.0149         0.75</w:t>
+            </w:r>
+            <w:r>
+              <w:br/>
+            </w:r>
+            <w:r>
+              <w:rPr>
+                <w:rStyle w:val="VerbatimChar"/>
+              </w:rPr>
+              <w:t xml:space="preserve"> 5       0.15 composite  0.0222       0.0183      0.0276         0.9 </w:t>
+            </w:r>
+            <w:r>
+              <w:br/>
+            </w:r>
+            <w:r>
+              <w:rPr>
+                <w:rStyle w:val="VerbatimChar"/>
+              </w:rPr>
+              <w:t xml:space="preserve"> 6       0.15 joint     -0.0387       0.0188      0.0207         0.65</w:t>
+            </w:r>
+            <w:r>
+              <w:br/>
+            </w:r>
+            <w:r>
+              <w:rPr>
+                <w:rStyle w:val="VerbatimChar"/>
+              </w:rPr>
+              <w:t xml:space="preserve"> 7       0.2  composite  0.0269       0.0319      0.0332         0.8 </w:t>
+            </w:r>
+            <w:r>
+              <w:br/>
+            </w:r>
+            <w:r>
+              <w:rPr>
+                <w:rStyle w:val="VerbatimChar"/>
+              </w:rPr>
+              <w:t xml:space="preserve"> 8       0.2  joint     -0.0473       0.0260      0.0262         0.7 </w:t>
+            </w:r>
+            <w:r>
+              <w:br/>
+            </w:r>
+            <w:r>
+              <w:rPr>
+                <w:rStyle w:val="VerbatimChar"/>
+              </w:rPr>
+              <w:t xml:space="preserve"> 9       0.5  composite  0.0857       0.0758      0.0786         0.75</w:t>
+            </w:r>
+            <w:r>
+              <w:br/>
+            </w:r>
+            <w:r>
+              <w:rPr>
+                <w:rStyle w:val="VerbatimChar"/>
+              </w:rPr>
+              <w:t xml:space="preserve">10       0.5  joint     -0.142        0.0476      0.0560         0.35</w:t>
+            </w:r>
+            <w:r>
+              <w:br/>
+            </w:r>
+            <w:r>
+              <w:rPr>
+                <w:rStyle w:val="VerbatimChar"/>
+              </w:rPr>
+              <w:t xml:space="preserve">11       0.8  composite  0.172        0.115       0.143          0.75</w:t>
+            </w:r>
+            <w:r>
+              <w:br/>
+            </w:r>
+            <w:r>
+              <w:rPr>
+                <w:rStyle w:val="VerbatimChar"/>
+              </w:rPr>
+              <w:t xml:space="preserve">12       0.8  joint     -0.302        0.0579      0.0846         0.1 </w:t>
+            </w:r>
+          </w:p>
+          <w:bookmarkEnd w:id="191"/>
+        </w:tc>
+      </w:tr>
+    </w:tbl>
+    <w:tbl>
+      <w:tblPr>
+        <w:tblStyle w:val="Table"/>
+        <w:tblW w:type="pct" w:w="5000"/>
+        <w:tblLayout w:type="fixed"/>
+        <w:tblLook w:firstRow="0" w:lastRow="0" w:firstColumn="0" w:lastColumn="0" w:noHBand="0" w:noVBand="0" w:val="0000"/>
+      </w:tblPr>
+      <w:tblGrid>
+        <w:gridCol w:w="7920"/>
+      </w:tblGrid>
+      <w:tr>
+        <w:tc>
+          <w:tcPr/>
+          <w:bookmarkStart w:id="195" w:name="fig-joint-vs-composite-sim"/>
           <w:p>
             <w:pPr>
               <w:pStyle w:val="Compact"/>
@@ -32142,18 +33011,18 @@
                 <wp:inline>
                   <wp:extent cx="4620126" cy="3696101"/>
                   <wp:effectExtent b="0" l="0" r="0" t="0"/>
-                  <wp:docPr descr="" title="" id="192" name="Picture"/>
+                  <wp:docPr descr="" title="" id="193" name="Picture"/>
                   <a:graphic>
                     <a:graphicData uri="http://schemas.openxmlformats.org/drawingml/2006/picture">
                       <pic:pic>
                         <pic:nvPicPr>
-                          <pic:cNvPr descr="methodology_files/figure-docx/fig-sim-recovery-renew-1.png" id="193" name="Picture"/>
+                          <pic:cNvPr descr="methodology_files/figure-docx/fig-joint-vs-composite-sim-1.png" id="194" name="Picture"/>
                           <pic:cNvPicPr>
                             <a:picLocks noChangeArrowheads="1" noChangeAspect="1"/>
                           </pic:cNvPicPr>
                         </pic:nvPicPr>
                         <pic:blipFill>
-                          <a:blip r:embed="rId191"/>
+                          <a:blip r:embed="rId192"/>
                           <a:stretch>
                             <a:fillRect/>
                           </a:stretch>
@@ -32190,7 +33059,470 @@
               <w:pStyle w:val="ImageCaption"/>
             </w:pPr>
             <w:r>
-              <w:t xml:space="preserve">Figure 14: Recovery of the true incidence rate when seroresponse parameters are renewed at each infection. Compare with</w:t>
+              <w:t xml:space="preserve">Figure 14: Estimated incidence rates (points, with 95% confidence intervals) for each simulated cluster, against the true rate, under the composite and the joint likelihood. The red line is the identity.</w:t>
+            </w:r>
+          </w:p>
+          <w:bookmarkEnd w:id="195"/>
+        </w:tc>
+      </w:tr>
+    </w:tbl>
+    <w:p>
+      <w:pPr>
+        <w:pStyle w:val="BodyText"/>
+      </w:pPr>
+      <w:r>
+        <w:t xml:space="preserve">The composite estimator over-estimates, increasingly so at higher incidence (as</w:t>
+      </w:r>
+      <w:r>
+        <w:t xml:space="preserve"> </w:t>
+      </w:r>
+      <w:hyperlink w:anchor="sec-recover">
+        <w:r>
+          <w:rPr>
+            <w:rStyle w:val="Hyperlink"/>
+          </w:rPr>
+          <w:t xml:space="preserve">Section 8.5</w:t>
+        </w:r>
+      </w:hyperlink>
+      <w:r>
+        <w:t xml:space="preserve"> </w:t>
+      </w:r>
+      <w:r>
+        <w:t xml:space="preserve">already showed).</w:t>
+      </w:r>
+      <w:r>
+        <w:t xml:space="preserve"> </w:t>
+      </w:r>
+      <w:r>
+        <w:t xml:space="preserve">The joint estimator</w:t>
+      </w:r>
+      <w:r>
+        <w:t xml:space="preserve"> </w:t>
+      </w:r>
+      <w:r>
+        <w:rPr>
+          <w:b/>
+          <w:bCs/>
+        </w:rPr>
+        <w:t xml:space="preserve">under</w:t>
+      </w:r>
+      <w:r>
+        <w:t xml:space="preserve">-estimates, by more, and its confidence intervals cover the truth far less often.</w:t>
+      </w:r>
+      <w:r>
+        <w:t xml:space="preserve"> </w:t>
+      </w:r>
+      <w:r>
+        <w:t xml:space="preserve">Both arms use the standard error their own likelihood calls for: the composite one is clustered by person, and the joint one comes from the Hessian, which is valid for a genuine likelihood (</w:t>
+      </w:r>
+      <w:hyperlink w:anchor="sec-multiple-biomarkers">
+        <w:r>
+          <w:rPr>
+            <w:rStyle w:val="Hyperlink"/>
+          </w:rPr>
+          <w:t xml:space="preserve">Section 5.11</w:t>
+        </w:r>
+      </w:hyperlink>
+      <w:r>
+        <w:t xml:space="preserve">).</w:t>
+      </w:r>
+      <w:r>
+        <w:t xml:space="preserve"> </w:t>
+      </w:r>
+      <w:r>
+        <w:t xml:space="preserve">Its empirical standard error is the smaller of the two, which is the efficiency gain the shared latent time was expected to bring, but here that gain is swamped by bias.</w:t>
+      </w:r>
+    </w:p>
+    <w:p>
+      <w:pPr>
+        <w:pStyle w:val="BodyText"/>
+      </w:pPr>
+      <w:r>
+        <w:t xml:space="preserve">The reason is visible in a single high-incidence cluster:</w:t>
+      </w:r>
+    </w:p>
+    <w:p>
+      <w:pPr>
+        <w:pStyle w:val="SourceCode"/>
+      </w:pPr>
+      <w:r>
+        <w:rPr>
+          <w:rStyle w:val="VerbatimChar"/>
+        </w:rPr>
+        <w:t xml:space="preserve">Warning: 48 of 100 subjects have zero likelihood under every posterior draw and</w:t>
+      </w:r>
+      <w:r>
+        <w:br/>
+      </w:r>
+      <w:r>
+        <w:rPr>
+          <w:rStyle w:val="VerbatimChar"/>
+        </w:rPr>
+        <w:t xml:space="preserve">contribute nothing to the joint likelihood.</w:t>
+      </w:r>
+      <w:r>
+        <w:br/>
+      </w:r>
+      <w:r>
+        <w:rPr>
+          <w:rStyle w:val="VerbatimChar"/>
+        </w:rPr>
+        <w:t xml:space="preserve">ℹ For these subjects, no shared time since infection is compatible with all of</w:t>
+      </w:r>
+      <w:r>
+        <w:br/>
+      </w:r>
+      <w:r>
+        <w:rPr>
+          <w:rStyle w:val="VerbatimChar"/>
+        </w:rPr>
+        <w:t xml:space="preserve">  their biomarker readings under the noise model (nu, eps), so the estimate is</w:t>
+      </w:r>
+      <w:r>
+        <w:br/>
+      </w:r>
+      <w:r>
+        <w:rPr>
+          <w:rStyle w:val="VerbatimChar"/>
+        </w:rPr>
+        <w:t xml:space="preserve">  based on the remaining subjects only. If the dropped subjects tend to have</w:t>
+      </w:r>
+      <w:r>
+        <w:br/>
+      </w:r>
+      <w:r>
+        <w:rPr>
+          <w:rStyle w:val="VerbatimChar"/>
+        </w:rPr>
+        <w:t xml:space="preserve">  high readings (recent infections), the incidence estimate will be biased</w:t>
+      </w:r>
+      <w:r>
+        <w:br/>
+      </w:r>
+      <w:r>
+        <w:rPr>
+          <w:rStyle w:val="VerbatimChar"/>
+        </w:rPr>
+        <w:t xml:space="preserve">  downward.</w:t>
+      </w:r>
+      <w:r>
+        <w:br/>
+      </w:r>
+      <w:r>
+        <w:rPr>
+          <w:rStyle w:val="VerbatimChar"/>
+        </w:rPr>
+        <w:t xml:space="preserve">ℹ Consider whether the noise parameters are realistic for these biomarkers, or</w:t>
+      </w:r>
+      <w:r>
+        <w:br/>
+      </w:r>
+      <w:r>
+        <w:rPr>
+          <w:rStyle w:val="VerbatimChar"/>
+        </w:rPr>
+        <w:t xml:space="preserve">  use `method = "composite"`, which evaluates each biomarker on its own.</w:t>
+      </w:r>
+    </w:p>
+    <w:p>
+      <w:pPr>
+        <w:pStyle w:val="FirstParagraph"/>
+      </w:pPr>
+      <w:r>
+        <w:t xml:space="preserve">A person contributes nothing to the joint likelihood when</w:t>
+      </w:r>
+      <w:r>
+        <w:t xml:space="preserve"> </w:t>
+      </w:r>
+      <w:r>
+        <w:rPr>
+          <w:b/>
+          <w:bCs/>
+        </w:rPr>
+        <w:t xml:space="preserve">no</w:t>
+      </w:r>
+      <w:r>
+        <w:t xml:space="preserve"> </w:t>
+      </w:r>
+      <w:r>
+        <w:t xml:space="preserve">shared infection time is compatible with all of their readings under any posterior draw, and this cluster has many such people.</w:t>
+      </w:r>
+      <w:r>
+        <w:t xml:space="preserve"> </w:t>
+      </w:r>
+      <w:r>
+        <w:t xml:space="preserve">Shortly after infection, antibody levels are in the hundreds or thousands, while the simulated biological noise is additive on a scale of 0.5.</w:t>
+      </w:r>
+      <w:r>
+        <w:t xml:space="preserve"> </w:t>
+      </w:r>
+      <w:r>
+        <w:t xml:space="preserve">The simulator’s response curve also differs slightly from the likelihood’s — it has a rise phase, and a baseline carried over from earlier infections — so one person’s IgA and IgG readings each point to a slightly different time since infection.</w:t>
+      </w:r>
+      <w:r>
+        <w:t xml:space="preserve"> </w:t>
+      </w:r>
+      <w:r>
+        <w:t xml:space="preserve">Each biomarker on its own is still explained well (the composite method drops nobody), but no single</w:t>
+      </w:r>
+      <w:r>
+        <w:t xml:space="preserve"> </w:t>
+      </w:r>
+      <m:oMath>
+        <m:r>
+          <m:t>t</m:t>
+        </m:r>
+      </m:oMath>
+      <w:r>
+        <w:t xml:space="preserve"> </w:t>
+      </w:r>
+      <w:r>
+        <w:t xml:space="preserve">reproduces both to within half a unit, so the joint likelihood discards exactly the people with the most recent infections, and the estimate falls.</w:t>
+      </w:r>
+      <w:r>
+        <w:t xml:space="preserve"> </w:t>
+      </w:r>
+      <w:r>
+        <w:t xml:space="preserve">The higher the incidence, the more such people there are.</w:t>
+      </w:r>
+    </w:p>
+    <w:p>
+      <w:pPr>
+        <w:pStyle w:val="BodyText"/>
+      </w:pPr>
+      <w:r>
+        <w:t xml:space="preserve">That mechanism is not specific to this simulator.</w:t>
+      </w:r>
+      <w:r>
+        <w:t xml:space="preserve"> </w:t>
+      </w:r>
+      <w:r>
+        <w:t xml:space="preserve">Any mismatch between the assumed response curve and the real one plays the same role, and so does a noise model that is narrower than the real disagreement between a person’s biomarkers.</w:t>
+      </w:r>
+      <w:r>
+        <w:t xml:space="preserve"> </w:t>
+      </w:r>
+      <w:r>
+        <w:rPr>
+          <w:rStyle w:val="VerbatimChar"/>
+        </w:rPr>
+        <w:t xml:space="preserve">est_seroincidence()</w:t>
+      </w:r>
+      <w:r>
+        <w:t xml:space="preserve"> </w:t>
+      </w:r>
+      <w:r>
+        <w:t xml:space="preserve">warns whenever a joint fit drops anyone, and reports how many.</w:t>
+      </w:r>
+      <w:r>
+        <w:t xml:space="preserve"> </w:t>
+      </w:r>
+      <w:r>
+        <w:t xml:space="preserve">The real SEES data, whose noise model includes a multiplicative (measurement) component, drop very few (</w:t>
+      </w:r>
+      <w:hyperlink w:anchor="tbl-joint-vs-composite-sees">
+        <w:r>
+          <w:rPr>
+            <w:rStyle w:val="Hyperlink"/>
+          </w:rPr>
+          <w:t xml:space="preserve">Table 1</w:t>
+        </w:r>
+      </w:hyperlink>
+      <w:r>
+        <w:t xml:space="preserve">).</w:t>
+      </w:r>
+    </w:p>
+    <w:p>
+      <w:pPr>
+        <w:pStyle w:val="BodyText"/>
+      </w:pPr>
+      <w:r>
+        <w:t xml:space="preserve">The joint estimator uses the fact that a person has one infection history, which is more information — but it also relies on that fact being reflected in the data</w:t>
+      </w:r>
+      <w:r>
+        <w:t xml:space="preserve"> </w:t>
+      </w:r>
+      <w:r>
+        <w:rPr>
+          <w:i/>
+          <w:iCs/>
+        </w:rPr>
+        <w:t xml:space="preserve">exactly as modeled</w:t>
+      </w:r>
+      <w:r>
+        <w:t xml:space="preserve">.</w:t>
+      </w:r>
+      <w:r>
+        <w:t xml:space="preserve"> </w:t>
+      </w:r>
+      <w:r>
+        <w:t xml:space="preserve">The composite estimator, which lets each biomarker find its own infection time, is the more robust of the two, which is one reason it remains the default.</w:t>
+      </w:r>
+      <w:r>
+        <w:t xml:space="preserve"> </w:t>
+      </w:r>
+      <w:r>
+        <w:t xml:space="preserve">Neither is unbiased here: the simulator’s response curve is not the likelihood’s, and both estimators inherit that.</w:t>
+      </w:r>
+    </w:p>
+    <w:bookmarkEnd w:id="196"/>
+    <w:bookmarkStart w:id="201" w:name="X047cffc7758e27a01cb5430c10b991b39f63029"/>
+    <w:p>
+      <w:pPr>
+        <w:pStyle w:val="Heading2"/>
+      </w:pPr>
+      <w:r>
+        <w:t xml:space="preserve">8.7 A caveat: renewing parameters at each infection</w:t>
+      </w:r>
+    </w:p>
+    <w:p>
+      <w:pPr>
+        <w:pStyle w:val="FirstParagraph"/>
+      </w:pPr>
+      <w:r>
+        <w:t xml:space="preserve">Everything above sets</w:t>
+      </w:r>
+      <w:r>
+        <w:t xml:space="preserve"> </w:t>
+      </w:r>
+      <w:r>
+        <w:rPr>
+          <w:rStyle w:val="VerbatimChar"/>
+        </w:rPr>
+        <w:t xml:space="preserve">renew_params = FALSE</w:t>
+      </w:r>
+      <w:r>
+        <w:t xml:space="preserve">, matching what the estimation</w:t>
+      </w:r>
+      <w:r>
+        <w:t xml:space="preserve"> </w:t>
+      </w:r>
+      <w:r>
+        <w:t xml:space="preserve">method assumes. Setting it to</w:t>
+      </w:r>
+      <w:r>
+        <w:t xml:space="preserve"> </w:t>
+      </w:r>
+      <w:r>
+        <w:rPr>
+          <w:rStyle w:val="VerbatimChar"/>
+        </w:rPr>
+        <w:t xml:space="preserve">TRUE</w:t>
+      </w:r>
+      <w:r>
+        <w:t xml:space="preserve"> </w:t>
+      </w:r>
+      <w:r>
+        <w:t xml:space="preserve">— drawing fresh seroresponse</w:t>
+      </w:r>
+      <w:r>
+        <w:t xml:space="preserve"> </w:t>
+      </w:r>
+      <w:r>
+        <w:t xml:space="preserve">parameters at every infection — is more realistic, and is</w:t>
+      </w:r>
+      <w:r>
+        <w:t xml:space="preserve"> </w:t>
+      </w:r>
+      <w:r>
+        <w:rPr>
+          <w:b/>
+          <w:bCs/>
+        </w:rPr>
+        <w:t xml:space="preserve">not</w:t>
+      </w:r>
+      <w:r>
+        <w:t xml:space="preserve"> </w:t>
+      </w:r>
+      <w:r>
+        <w:t xml:space="preserve">accounted</w:t>
+      </w:r>
+      <w:r>
+        <w:t xml:space="preserve"> </w:t>
+      </w:r>
+      <w:r>
+        <w:t xml:space="preserve">for by the current method, so estimates can be biased in high-incidence</w:t>
+      </w:r>
+      <w:r>
+        <w:t xml:space="preserve"> </w:t>
+      </w:r>
+      <w:r>
+        <w:t xml:space="preserve">populations:</w:t>
+      </w:r>
+    </w:p>
+    <w:tbl>
+      <w:tblPr>
+        <w:tblStyle w:val="Table"/>
+        <w:tblW w:type="pct" w:w="5000"/>
+        <w:tblLayout w:type="fixed"/>
+        <w:tblLook w:firstRow="0" w:lastRow="0" w:firstColumn="0" w:lastColumn="0" w:noHBand="0" w:noVBand="0" w:val="0000"/>
+      </w:tblPr>
+      <w:tblGrid>
+        <w:gridCol w:w="7920"/>
+      </w:tblGrid>
+      <w:tr>
+        <w:tc>
+          <w:tcPr/>
+          <w:bookmarkStart w:id="200" w:name="fig-sim-recovery-renew"/>
+          <w:p>
+            <w:pPr>
+              <w:pStyle w:val="Compact"/>
+              <w:jc w:val="center"/>
+            </w:pPr>
+            <w:r>
+              <w:drawing>
+                <wp:inline>
+                  <wp:extent cx="4620126" cy="3696101"/>
+                  <wp:effectExtent b="0" l="0" r="0" t="0"/>
+                  <wp:docPr descr="" title="" id="198" name="Picture"/>
+                  <a:graphic>
+                    <a:graphicData uri="http://schemas.openxmlformats.org/drawingml/2006/picture">
+                      <pic:pic>
+                        <pic:nvPicPr>
+                          <pic:cNvPr descr="methodology_files/figure-docx/fig-sim-recovery-renew-1.png" id="199" name="Picture"/>
+                          <pic:cNvPicPr>
+                            <a:picLocks noChangeArrowheads="1" noChangeAspect="1"/>
+                          </pic:cNvPicPr>
+                        </pic:nvPicPr>
+                        <pic:blipFill>
+                          <a:blip r:embed="rId197"/>
+                          <a:stretch>
+                            <a:fillRect/>
+                          </a:stretch>
+                        </pic:blipFill>
+                        <pic:spPr bwMode="auto">
+                          <a:xfrm>
+                            <a:off x="0" y="0"/>
+                            <a:ext cx="4620126" cy="3696101"/>
+                          </a:xfrm>
+                          <a:prstGeom prst="rect">
+                            <a:avLst/>
+                          </a:prstGeom>
+                          <a:noFill/>
+                          <a:ln w="9525">
+                            <a:noFill/>
+                            <a:headEnd/>
+                            <a:tailEnd/>
+                          </a:ln>
+                        </pic:spPr>
+                      </pic:pic>
+                    </a:graphicData>
+                  </a:graphic>
+                </wp:inline>
+              </w:drawing>
+            </w:r>
+          </w:p>
+          <w:p>
+            <w:pPr>
+              <w:jc w:val="center"/>
+            </w:pPr>
+            <w:pPr>
+              <w:jc w:val="left"/>
+              <w:spacing w:before="200"/>
+              <w:pStyle w:val="ImageCaption"/>
+            </w:pPr>
+            <w:r>
+              <w:t xml:space="preserve">Figure 15: Recovery of the true incidence rate when seroresponse parameters are renewed at each infection. Compare with</w:t>
             </w:r>
             <w:r>
               <w:t xml:space="preserve"> </w:t>
@@ -32207,13 +33539,13 @@
               <w:t xml:space="preserve">.</w:t>
             </w:r>
           </w:p>
-          <w:bookmarkEnd w:id="194"/>
+          <w:bookmarkEnd w:id="200"/>
         </w:tc>
       </w:tr>
     </w:tbl>
-    <w:bookmarkEnd w:id="195"/>
-    <w:bookmarkEnd w:id="196"/>
-    <w:bookmarkStart w:id="201" w:name="ongoing-and-future-work"/>
+    <w:bookmarkEnd w:id="201"/>
+    <w:bookmarkEnd w:id="202"/>
+    <w:bookmarkStart w:id="207" w:name="ongoing-and-future-work"/>
     <w:p>
       <w:pPr>
         <w:pStyle w:val="Heading1"/>
@@ -32222,7 +33554,7 @@
         <w:t xml:space="preserve">9. Ongoing and future work</w:t>
       </w:r>
     </w:p>
-    <w:bookmarkStart w:id="198" w:name="in-progress-work"/>
+    <w:bookmarkStart w:id="204" w:name="in-progress-work"/>
     <w:p>
       <w:pPr>
         <w:pStyle w:val="Heading2"/>
@@ -32235,7 +33567,7 @@
       <w:pPr>
         <w:numPr>
           <w:ilvl w:val="0"/>
-          <w:numId w:val="1037"/>
+          <w:numId w:val="1038"/>
         </w:numPr>
       </w:pPr>
       <w:r>
@@ -32264,7 +33596,7 @@
       <w:r>
         <w:t xml:space="preserve"> </w:t>
       </w:r>
-      <w:hyperlink r:id="rId197">
+      <w:hyperlink r:id="rId203">
         <w:r>
           <w:rPr>
             <w:rStyle w:val="Hyperlink"/>
@@ -32280,7 +33612,7 @@
       <w:pPr>
         <w:numPr>
           <w:ilvl w:val="0"/>
-          <w:numId w:val="1037"/>
+          <w:numId w:val="1038"/>
         </w:numPr>
       </w:pPr>
       <w:r>
@@ -32291,7 +33623,7 @@
       <w:pPr>
         <w:numPr>
           <w:ilvl w:val="0"/>
-          <w:numId w:val="1037"/>
+          <w:numId w:val="1038"/>
         </w:numPr>
       </w:pPr>
       <w:r>
@@ -32311,7 +33643,7 @@
       <w:pPr>
         <w:numPr>
           <w:ilvl w:val="0"/>
-          <w:numId w:val="1037"/>
+          <w:numId w:val="1038"/>
         </w:numPr>
       </w:pPr>
       <w:r>
@@ -32322,7 +33654,7 @@
       <w:pPr>
         <w:numPr>
           <w:ilvl w:val="0"/>
-          <w:numId w:val="1037"/>
+          <w:numId w:val="1038"/>
         </w:numPr>
       </w:pPr>
       <w:r>
@@ -32333,7 +33665,7 @@
       <w:pPr>
         <w:numPr>
           <w:ilvl w:val="0"/>
-          <w:numId w:val="1037"/>
+          <w:numId w:val="1038"/>
         </w:numPr>
       </w:pPr>
       <w:r>
@@ -32344,15 +33676,15 @@
       <w:pPr>
         <w:numPr>
           <w:ilvl w:val="0"/>
-          <w:numId w:val="1037"/>
+          <w:numId w:val="1038"/>
         </w:numPr>
       </w:pPr>
       <w:r>
         <w:t xml:space="preserve">Calibrating to population demographics</w:t>
       </w:r>
     </w:p>
-    <w:bookmarkEnd w:id="198"/>
-    <w:bookmarkStart w:id="200" w:name="sec-multivariate"/>
+    <w:bookmarkEnd w:id="204"/>
+    <w:bookmarkStart w:id="206" w:name="sec-multivariate"/>
     <w:p>
       <w:pPr>
         <w:pStyle w:val="Heading2"/>
@@ -32366,13 +33698,36 @@
         <w:pStyle w:val="FirstParagraph"/>
       </w:pPr>
       <w:r>
-        <w:t xml:space="preserve">With several biomarkers (e.g. HlyE IgA and IgG), the current method treats</w:t>
-      </w:r>
-      <w:r>
-        <w:t xml:space="preserve"> </w:t>
-      </w:r>
-      <w:r>
-        <w:t xml:space="preserve">them as</w:t>
+        <w:t xml:space="preserve">With several biomarkers (e.g. HlyE IgA and IgG), the joint likelihood</w:t>
+      </w:r>
+      <w:r>
+        <w:t xml:space="preserve"> </w:t>
+      </w:r>
+      <w:r>
+        <w:t xml:space="preserve">(</w:t>
+      </w:r>
+      <w:r>
+        <w:rPr>
+          <w:rStyle w:val="VerbatimChar"/>
+        </w:rPr>
+        <w:t xml:space="preserve">method = "joint"</w:t>
+      </w:r>
+      <w:r>
+        <w:t xml:space="preserve">,</w:t>
+      </w:r>
+      <w:r>
+        <w:t xml:space="preserve"> </w:t>
+      </w:r>
+      <w:hyperlink w:anchor="sec-multiple-biomarkers">
+        <w:r>
+          <w:rPr>
+            <w:rStyle w:val="Hyperlink"/>
+          </w:rPr>
+          <w:t xml:space="preserve">Section 5.11</w:t>
+        </w:r>
+      </w:hyperlink>
+      <w:r>
+        <w:t xml:space="preserve">) treats them as</w:t>
       </w:r>
       <w:r>
         <w:t xml:space="preserve"> </w:t>
@@ -32391,7 +33746,33 @@
         <w:t xml:space="preserve"> </w:t>
       </w:r>
       <w:r>
-        <w:t xml:space="preserve">joint likelihood factors into a product of per-biomarker terms:</w:t>
+        <w:t xml:space="preserve">joint density factors into a product of per-biomarker terms inside the</w:t>
+      </w:r>
+      <w:r>
+        <w:t xml:space="preserve"> </w:t>
+      </w:r>
+      <w:r>
+        <w:t xml:space="preserve">integral over</w:t>
+      </w:r>
+      <w:r>
+        <w:t xml:space="preserve"> </w:t>
+      </w:r>
+      <m:oMath>
+        <m:r>
+          <m:t>t</m:t>
+        </m:r>
+      </m:oMath>
+      <w:r>
+        <w:t xml:space="preserve"> </w:t>
+      </w:r>
+      <w:r>
+        <w:t xml:space="preserve">(the default composite likelihood assumes more: that the</w:t>
+      </w:r>
+      <w:r>
+        <w:t xml:space="preserve"> </w:t>
+      </w:r>
+      <w:r>
+        <w:t xml:space="preserve">biomarkers are independent unconditionally):</w:t>
       </w:r>
     </w:p>
     <w:p>
@@ -32718,7 +34099,7 @@
       <w:r>
         <w:t xml:space="preserve">(</w:t>
       </w:r>
-      <w:hyperlink r:id="rId199">
+      <w:hyperlink r:id="rId205">
         <w:r>
           <w:rPr>
             <w:rStyle w:val="Hyperlink"/>
@@ -32730,9 +34111,9 @@
         <w:t xml:space="preserve">).</w:t>
       </w:r>
     </w:p>
-    <w:bookmarkEnd w:id="200"/>
-    <w:bookmarkEnd w:id="201"/>
-    <w:bookmarkStart w:id="218" w:name="references"/>
+    <w:bookmarkEnd w:id="206"/>
+    <w:bookmarkEnd w:id="207"/>
+    <w:bookmarkStart w:id="225" w:name="references"/>
     <w:p>
       <w:pPr>
         <w:pStyle w:val="Heading1"/>
@@ -32741,8 +34122,8 @@
         <w:t xml:space="preserve">References</w:t>
       </w:r>
     </w:p>
-    <w:bookmarkStart w:id="217" w:name="refs"/>
-    <w:bookmarkStart w:id="203" w:name="ref-Aiemjoy_2022_Lancet"/>
+    <w:bookmarkStart w:id="224" w:name="refs"/>
+    <w:bookmarkStart w:id="209" w:name="ref-Aiemjoy_2022_Lancet"/>
     <w:p>
       <w:pPr>
         <w:pStyle w:val="Bibliography"/>
@@ -32775,7 +34156,7 @@
       <w:r>
         <w:t xml:space="preserve"> </w:t>
       </w:r>
-      <w:hyperlink r:id="rId202">
+      <w:hyperlink r:id="rId208">
         <w:r>
           <w:rPr>
             <w:rStyle w:val="Hyperlink"/>
@@ -32787,8 +34168,8 @@
         <w:t xml:space="preserve">.</w:t>
       </w:r>
     </w:p>
-    <w:bookmarkEnd w:id="203"/>
-    <w:bookmarkStart w:id="205" w:name="ref-HAY2024100806"/>
+    <w:bookmarkEnd w:id="209"/>
+    <w:bookmarkStart w:id="211" w:name="ref-HAY2024100806"/>
     <w:p>
       <w:pPr>
         <w:pStyle w:val="Bibliography"/>
@@ -32821,7 +34202,7 @@
       <w:r>
         <w:t xml:space="preserve"> </w:t>
       </w:r>
-      <w:hyperlink r:id="rId204">
+      <w:hyperlink r:id="rId210">
         <w:r>
           <w:rPr>
             <w:rStyle w:val="Hyperlink"/>
@@ -32833,8 +34214,8 @@
         <w:t xml:space="preserve">.</w:t>
       </w:r>
     </w:p>
-    <w:bookmarkEnd w:id="205"/>
-    <w:bookmarkStart w:id="206" w:name="ref-Huber1967"/>
+    <w:bookmarkEnd w:id="211"/>
+    <w:bookmarkStart w:id="212" w:name="ref-Huber1967"/>
     <w:p>
       <w:pPr>
         <w:pStyle w:val="Bibliography"/>
@@ -32868,8 +34249,8 @@
         <w:t xml:space="preserve">. University of California Press.</w:t>
       </w:r>
     </w:p>
-    <w:bookmarkEnd w:id="206"/>
-    <w:bookmarkStart w:id="208" w:name="ref-LiangZeger1986"/>
+    <w:bookmarkEnd w:id="212"/>
+    <w:bookmarkStart w:id="214" w:name="ref-LiangZeger1986"/>
     <w:p>
       <w:pPr>
         <w:pStyle w:val="Bibliography"/>
@@ -32902,7 +34283,7 @@
       <w:r>
         <w:t xml:space="preserve"> </w:t>
       </w:r>
-      <w:hyperlink r:id="rId207">
+      <w:hyperlink r:id="rId213">
         <w:r>
           <w:rPr>
             <w:rStyle w:val="Hyperlink"/>
@@ -32914,8 +34295,8 @@
         <w:t xml:space="preserve">.</w:t>
       </w:r>
     </w:p>
-    <w:bookmarkEnd w:id="208"/>
-    <w:bookmarkStart w:id="210" w:name="ref-Noordzij2010diseasemeasures"/>
+    <w:bookmarkEnd w:id="214"/>
+    <w:bookmarkStart w:id="216" w:name="ref-Noordzij2010diseasemeasures"/>
     <w:p>
       <w:pPr>
         <w:pStyle w:val="Bibliography"/>
@@ -32954,7 +34335,7 @@
       <w:r>
         <w:t xml:space="preserve"> </w:t>
       </w:r>
-      <w:hyperlink r:id="rId209">
+      <w:hyperlink r:id="rId215">
         <w:r>
           <w:rPr>
             <w:rStyle w:val="Hyperlink"/>
@@ -32966,8 +34347,8 @@
         <w:t xml:space="preserve">.</w:t>
       </w:r>
     </w:p>
-    <w:bookmarkEnd w:id="210"/>
-    <w:bookmarkStart w:id="212" w:name="ref-Teunis_2020"/>
+    <w:bookmarkEnd w:id="216"/>
+    <w:bookmarkStart w:id="218" w:name="ref-Teunis_2020"/>
     <w:p>
       <w:pPr>
         <w:pStyle w:val="Bibliography"/>
@@ -33000,7 +34381,7 @@
       <w:r>
         <w:t xml:space="preserve"> </w:t>
       </w:r>
-      <w:hyperlink r:id="rId211">
+      <w:hyperlink r:id="rId217">
         <w:r>
           <w:rPr>
             <w:rStyle w:val="Hyperlink"/>
@@ -33012,8 +34393,8 @@
         <w:t xml:space="preserve">.</w:t>
       </w:r>
     </w:p>
-    <w:bookmarkEnd w:id="212"/>
-    <w:bookmarkStart w:id="214" w:name="ref-Teunis_2016"/>
+    <w:bookmarkEnd w:id="218"/>
+    <w:bookmarkStart w:id="220" w:name="ref-Teunis_2016"/>
     <w:p>
       <w:pPr>
         <w:pStyle w:val="Bibliography"/>
@@ -33046,7 +34427,7 @@
       <w:r>
         <w:t xml:space="preserve"> </w:t>
       </w:r>
-      <w:hyperlink r:id="rId213">
+      <w:hyperlink r:id="rId219">
         <w:r>
           <w:rPr>
             <w:rStyle w:val="Hyperlink"/>
@@ -33058,20 +34439,20 @@
         <w:t xml:space="preserve">.</w:t>
       </w:r>
     </w:p>
-    <w:bookmarkEnd w:id="214"/>
-    <w:bookmarkStart w:id="215" w:name="ref-volterra1928variations"/>
+    <w:bookmarkEnd w:id="220"/>
+    <w:bookmarkStart w:id="221" w:name="ref-varin2011overview"/>
     <w:p>
       <w:pPr>
         <w:pStyle w:val="Bibliography"/>
       </w:pPr>
       <w:r>
-        <w:t xml:space="preserve">Volterra, Vito. 1928.</w:t>
-      </w:r>
-      <w:r>
-        <w:t xml:space="preserve"> </w:t>
-      </w:r>
-      <w:r>
-        <w:t xml:space="preserve">“Variations and Fluctuations of the Number of Individuals in Animal Species Living Together.”</w:t>
+        <w:t xml:space="preserve">Varin, Cristiano, Nancy Reid, and David Firth. 2011.</w:t>
+      </w:r>
+      <w:r>
+        <w:t xml:space="preserve"> </w:t>
+      </w:r>
+      <w:r>
+        <w:t xml:space="preserve">“An Overview of Composite Likelihood Methods.”</w:t>
       </w:r>
       <w:r>
         <w:t xml:space="preserve"> </w:t>
@@ -33081,29 +34462,29 @@
           <w:i/>
           <w:iCs/>
         </w:rPr>
-        <w:t xml:space="preserve">ICES Journal of Marine Science</w:t>
-      </w:r>
-      <w:r>
-        <w:t xml:space="preserve"> </w:t>
-      </w:r>
-      <w:r>
-        <w:t xml:space="preserve">3 (1): 3–51.</w:t>
-      </w:r>
-    </w:p>
-    <w:bookmarkEnd w:id="215"/>
-    <w:bookmarkStart w:id="216" w:name="ref-White1980"/>
+        <w:t xml:space="preserve">Statistica Sinica</w:t>
+      </w:r>
+      <w:r>
+        <w:t xml:space="preserve"> </w:t>
+      </w:r>
+      <w:r>
+        <w:t xml:space="preserve">21 (1): 5–42.</w:t>
+      </w:r>
+    </w:p>
+    <w:bookmarkEnd w:id="221"/>
+    <w:bookmarkStart w:id="222" w:name="ref-volterra1928variations"/>
     <w:p>
       <w:pPr>
         <w:pStyle w:val="Bibliography"/>
       </w:pPr>
       <w:r>
-        <w:t xml:space="preserve">White, Halbert. 1980.</w:t>
-      </w:r>
-      <w:r>
-        <w:t xml:space="preserve"> </w:t>
-      </w:r>
-      <w:r>
-        <w:t xml:space="preserve">“A Heteroskedasticity-Consistent Covariance Matrix Estimator and a Direct Test for Heteroskedasticity.”</w:t>
+        <w:t xml:space="preserve">Volterra, Vito. 1928.</w:t>
+      </w:r>
+      <w:r>
+        <w:t xml:space="preserve"> </w:t>
+      </w:r>
+      <w:r>
+        <w:t xml:space="preserve">“Variations and Fluctuations of the Number of Individuals in Animal Species Living Together.”</w:t>
       </w:r>
       <w:r>
         <w:t xml:space="preserve"> </w:t>
@@ -33113,6 +34494,38 @@
           <w:i/>
           <w:iCs/>
         </w:rPr>
+        <w:t xml:space="preserve">ICES Journal of Marine Science</w:t>
+      </w:r>
+      <w:r>
+        <w:t xml:space="preserve"> </w:t>
+      </w:r>
+      <w:r>
+        <w:t xml:space="preserve">3 (1): 3–51.</w:t>
+      </w:r>
+    </w:p>
+    <w:bookmarkEnd w:id="222"/>
+    <w:bookmarkStart w:id="223" w:name="ref-White1980"/>
+    <w:p>
+      <w:pPr>
+        <w:pStyle w:val="Bibliography"/>
+      </w:pPr>
+      <w:r>
+        <w:t xml:space="preserve">White, Halbert. 1980.</w:t>
+      </w:r>
+      <w:r>
+        <w:t xml:space="preserve"> </w:t>
+      </w:r>
+      <w:r>
+        <w:t xml:space="preserve">“A Heteroskedasticity-Consistent Covariance Matrix Estimator and a Direct Test for Heteroskedasticity.”</w:t>
+      </w:r>
+      <w:r>
+        <w:t xml:space="preserve"> </w:t>
+      </w:r>
+      <w:r>
+        <w:rPr>
+          <w:i/>
+          <w:iCs/>
+        </w:rPr>
         <w:t xml:space="preserve">Econometrica</w:t>
       </w:r>
       <w:r>
@@ -33122,9 +34535,9 @@
         <w:t xml:space="preserve">48 (4): 817–38.</w:t>
       </w:r>
     </w:p>
-    <w:bookmarkEnd w:id="216"/>
-    <w:bookmarkEnd w:id="217"/>
-    <w:bookmarkEnd w:id="218"/>
+    <w:bookmarkEnd w:id="223"/>
+    <w:bookmarkEnd w:id="224"/>
+    <w:bookmarkEnd w:id="225"/>
     <w:sectPr>
       <w:footnotePr>
         <w:numRestart w:val="eachSect"/>
@@ -33450,6 +34863,9 @@
     <w:abstractNumId w:val="991"/>
   </w:num>
   <w:num w:numId="1037">
+    <w:abstractNumId w:val="991"/>
+  </w:num>
+  <w:num w:numId="1038">
     <w:abstractNumId w:val="991"/>
   </w:num>
 </w:numbering>
